--- a/HR/Insurance & Benefits Information/SmartBenefits (Transit)/SmartBenefits Overview.docx
+++ b/HR/Insurance & Benefits Information/SmartBenefits (Transit)/SmartBenefits Overview.docx
@@ -2,7 +2,7 @@
 <file path=word/document.xml><?xml version="1.0" encoding="utf-8"?>
 <w:document xmlns:wpc="http://schemas.microsoft.com/office/word/2010/wordprocessingCanvas" xmlns:mc="http://schemas.openxmlformats.org/markup-compatibility/2006" xmlns:o="urn:schemas-microsoft-com:office:office" xmlns:r="http://schemas.openxmlformats.org/officeDocument/2006/relationships" xmlns:m="http://schemas.openxmlformats.org/officeDocument/2006/math" xmlns:v="urn:schemas-microsoft-com:vml" xmlns:wp14="http://schemas.microsoft.com/office/word/2010/wordprocessingDrawing" xmlns:wp="http://schemas.openxmlformats.org/drawingml/2006/wordprocessingDrawing" xmlns:w10="urn:schemas-microsoft-com:office:word" xmlns:w="http://schemas.openxmlformats.org/wordprocessingml/2006/main" xmlns:w14="http://schemas.microsoft.com/office/word/2010/wordml" xmlns:wpg="http://schemas.microsoft.com/office/word/2010/wordprocessingGroup" xmlns:wpi="http://schemas.microsoft.com/office/word/2010/wordprocessingInk" xmlns:wne="http://schemas.microsoft.com/office/word/2006/wordml" xmlns:wps="http://schemas.microsoft.com/office/word/2010/wordprocessingShape" mc:Ignorable="w14 wp14">
   <w:body>
-    <w:p>
+    <w:p xmlns:wp14="http://schemas.microsoft.com/office/word/2010/wordml" wp14:textId="77777777">
       <w:pPr>
         <w:pStyle w:val="Subtitle"/>
       </w:pPr>
@@ -10,27 +10,27 @@
         <w:t>Pre-Tax Transit and Parking Benefits</w:t>
       </w:r>
     </w:p>
-    <w:p>
+    <w:p xmlns:wp14="http://schemas.microsoft.com/office/word/2010/wordml" wp14:textId="77777777">
       <w:r>
         <w:t xml:space="preserve">Transit benefits allow employees to deduct funds from their paycheck (before income and payroll taxes are applied), to be transferred to their SmarTrip card and used towards the actual cost of commuting via public transit.  </w:t>
       </w:r>
     </w:p>
-    <w:p>
+    <w:p xmlns:wp14="http://schemas.microsoft.com/office/word/2010/wordml" wp14:textId="77777777">
       <w:r>
         <w:t>Offering transit benefits helps our employees save money on their commuting costs. It also helps our community by encouraging the use of public transit, thereby reducing traffic congestion and improving air quality.</w:t>
       </w:r>
     </w:p>
-    <w:p>
+    <w:p xmlns:wp14="http://schemas.microsoft.com/office/word/2010/wordml" wp14:textId="77777777">
       <w:pPr>
         <w:pStyle w:val="Heading1"/>
       </w:pPr>
       <w:r>
         <w:t xml:space="preserve">Estimated Tax Savings  </w:t>
       </w:r>
-      <w:bookmarkStart w:id="0" w:name="_GoBack"/>
+      <w:bookmarkStart w:name="_GoBack" w:id="0"/>
       <w:bookmarkEnd w:id="0"/>
     </w:p>
-    <w:p>
+    <w:p xmlns:wp14="http://schemas.microsoft.com/office/word/2010/wordml" wp14:textId="77777777">
       <w:proofErr w:type="spellStart"/>
       <w:r>
         <w:t>SmartBenefits</w:t>
@@ -74,6 +74,8 @@
       </w:r>
       <w:r>
         <w:tab/>
+      </w:r>
+      <w:r>
         <w:t>($25</w:t>
       </w:r>
       <w:r>
@@ -83,7 +85,7 @@
         <w:t>/month)</w:t>
       </w:r>
     </w:p>
-    <w:p>
+    <w:p xmlns:wp14="http://schemas.microsoft.com/office/word/2010/wordml" wp14:textId="77777777">
       <w:r>
         <w:t>Federal Income Tax Saved</w:t>
       </w:r>
@@ -104,19 +106,25 @@
       </w:r>
       <w:r>
         <w:tab/>
+      </w:r>
+      <w:r>
         <w:t>(Assuming 25% tax rate)</w:t>
       </w:r>
     </w:p>
-    <w:p>
+    <w:p xmlns:wp14="http://schemas.microsoft.com/office/word/2010/wordml" wp14:textId="77777777">
       <w:r>
         <w:t>State Income Tax Saved</w:t>
       </w:r>
       <w:r>
         <w:tab/>
+      </w:r>
+      <w:r>
         <w:t xml:space="preserve">    </w:t>
       </w:r>
       <w:r>
         <w:tab/>
+      </w:r>
+      <w:r>
         <w:t xml:space="preserve">– </w:t>
       </w:r>
       <w:r>
@@ -130,13 +138,15 @@
       </w:r>
       <w:r>
         <w:tab/>
+      </w:r>
+      <w:r>
         <w:t>(Assuming 6% tax rate)</w:t>
       </w:r>
     </w:p>
-    <w:p>
+    <w:p xmlns:wp14="http://schemas.microsoft.com/office/word/2010/wordml" wp14:textId="77777777">
       <w:pPr>
         <w:pBdr>
-          <w:bottom w:val="single" w:sz="4" w:space="1" w:color="auto"/>
+          <w:bottom w:val="single" w:color="auto" w:sz="4" w:space="1"/>
         </w:pBdr>
       </w:pPr>
       <w:r>
@@ -168,10 +178,12 @@
       </w:r>
       <w:r>
         <w:tab/>
+      </w:r>
+      <w:r>
         <w:t>(Standard 7.65%)</w:t>
       </w:r>
     </w:p>
-    <w:p>
+    <w:p xmlns:wp14="http://schemas.microsoft.com/office/word/2010/wordml" wp14:textId="77777777">
       <w:r>
         <w:t>Total Out-of-Pocket Cost</w:t>
       </w:r>
@@ -180,6 +192,8 @@
       </w:r>
       <w:r>
         <w:tab/>
+      </w:r>
+      <w:r>
         <w:t xml:space="preserve">  </w:t>
       </w:r>
       <w:r>
@@ -216,13 +230,15 @@
         <w:pStyle w:val="Heading1"/>
       </w:pPr>
       <w:r>
+        <w:rPr/>
         <w:t>IRS Regulation</w:t>
       </w:r>
       <w:r>
+        <w:rPr/>
         <w:t>s</w:t>
       </w:r>
     </w:p>
-    <w:p>
+    <w:p xmlns:wp14="http://schemas.microsoft.com/office/word/2010/wordml" wp14:textId="77777777">
       <w:pPr>
         <w:pStyle w:val="ListParagraph"/>
         <w:numPr>
@@ -232,19 +248,10 @@
         <w:spacing w:line="276" w:lineRule="auto"/>
       </w:pPr>
       <w:r>
-        <w:t>Transit (metro, bus, etc.) = max. $</w:t>
-      </w:r>
-      <w:r>
-        <w:t>2</w:t>
-      </w:r>
-      <w:r>
-        <w:t>65</w:t>
-      </w:r>
-      <w:r>
-        <w:t xml:space="preserve"> per month, withheld pre-tax</w:t>
-      </w:r>
-    </w:p>
-    <w:p>
+        <w:t>SmartBenefits are not transferrable from one category to another</w:t>
+      </w:r>
+    </w:p>
+    <w:p xmlns:wp14="http://schemas.microsoft.com/office/word/2010/wordml" wp14:textId="77777777">
       <w:pPr>
         <w:pStyle w:val="ListParagraph"/>
         <w:numPr>
@@ -254,22 +261,10 @@
         <w:spacing w:line="276" w:lineRule="auto"/>
       </w:pPr>
       <w:r>
-        <w:t>Parking</w:t>
-      </w:r>
-      <w:r>
-        <w:t xml:space="preserve"> (at metro stations) = max. $2</w:t>
-      </w:r>
-      <w:r>
-        <w:t>6</w:t>
-      </w:r>
-      <w:r>
-        <w:t>5</w:t>
-      </w:r>
-      <w:r>
-        <w:t xml:space="preserve"> per month, withheld pre-tax</w:t>
-      </w:r>
-    </w:p>
-    <w:p>
+        <w:t xml:space="preserve">Unused SmartBenefits never expire </w:t>
+      </w:r>
+    </w:p>
+    <w:p xmlns:wp14="http://schemas.microsoft.com/office/word/2010/wordml" wp14:textId="77777777">
       <w:pPr>
         <w:pStyle w:val="ListParagraph"/>
         <w:numPr>
@@ -279,10 +274,18 @@
         <w:spacing w:line="276" w:lineRule="auto"/>
       </w:pPr>
       <w:r>
-        <w:t>SmartBenefits are not transferrable from one category to another</w:t>
-      </w:r>
-    </w:p>
-    <w:p>
+        <w:t>Unused SmartBenefits cannot be refunded to the employee</w:t>
+      </w:r>
+    </w:p>
+    <w:p xmlns:wp14="http://schemas.microsoft.com/office/word/2010/wordml" wp14:textId="77777777">
+      <w:pPr>
+        <w:pStyle w:val="Heading1"/>
+      </w:pPr>
+      <w:r>
+        <w:t>SmartBenefits Overview</w:t>
+      </w:r>
+    </w:p>
+    <w:p xmlns:wp14="http://schemas.microsoft.com/office/word/2010/wordml" wp14:textId="77777777">
       <w:pPr>
         <w:pStyle w:val="ListParagraph"/>
         <w:numPr>
@@ -292,10 +295,10 @@
         <w:spacing w:line="276" w:lineRule="auto"/>
       </w:pPr>
       <w:r>
-        <w:t xml:space="preserve">Unused SmartBenefits never expire </w:t>
-      </w:r>
-    </w:p>
-    <w:p>
+        <w:t>SmartBenefits can be used on any transit provider that allows payment using the SmarTrip card.</w:t>
+      </w:r>
+    </w:p>
+    <w:p xmlns:wp14="http://schemas.microsoft.com/office/word/2010/wordml" wp14:textId="77777777">
       <w:pPr>
         <w:pStyle w:val="ListParagraph"/>
         <w:numPr>
@@ -305,43 +308,9 @@
         <w:spacing w:line="276" w:lineRule="auto"/>
       </w:pPr>
       <w:r>
-        <w:t>Unused SmartBenefits cannot be refunded to the employee</w:t>
-      </w:r>
-    </w:p>
-    <w:p>
-      <w:pPr>
-        <w:pStyle w:val="Heading1"/>
-      </w:pPr>
-      <w:r>
-        <w:t>SmartBenefits Overview</w:t>
-      </w:r>
-    </w:p>
-    <w:p>
-      <w:pPr>
-        <w:pStyle w:val="ListParagraph"/>
-        <w:numPr>
-          <w:ilvl w:val="0"/>
-          <w:numId w:val="6"/>
-        </w:numPr>
-        <w:spacing w:line="276" w:lineRule="auto"/>
-      </w:pPr>
-      <w:r>
-        <w:t>SmartBenefits can be used on any transit provider that allows payment using the SmarTrip card.</w:t>
-      </w:r>
-    </w:p>
-    <w:p>
-      <w:pPr>
-        <w:pStyle w:val="ListParagraph"/>
-        <w:numPr>
-          <w:ilvl w:val="0"/>
-          <w:numId w:val="6"/>
-        </w:numPr>
-        <w:spacing w:line="276" w:lineRule="auto"/>
-      </w:pPr>
-      <w:r>
         <w:t xml:space="preserve">SmartBenefits can only be added to a registered SmarTrip card. Register yours online at: </w:t>
       </w:r>
-      <w:hyperlink r:id="rId8" w:history="1">
+      <w:hyperlink w:history="1" r:id="rId8">
         <w:r>
           <w:rPr>
             <w:rStyle w:val="Hyperlink"/>
@@ -359,7 +328,7 @@
         <w:t xml:space="preserve"> </w:t>
       </w:r>
     </w:p>
-    <w:p>
+    <w:p xmlns:wp14="http://schemas.microsoft.com/office/word/2010/wordml" wp14:textId="77777777">
       <w:pPr>
         <w:pStyle w:val="ListParagraph"/>
         <w:numPr>
@@ -387,7 +356,7 @@
         <w:t>of the prior month.</w:t>
       </w:r>
     </w:p>
-    <w:p>
+    <w:p xmlns:wp14="http://schemas.microsoft.com/office/word/2010/wordml" wp14:textId="77777777">
       <w:pPr>
         <w:pStyle w:val="ListParagraph"/>
         <w:numPr>
@@ -400,7 +369,7 @@
         <w:t xml:space="preserve">Deductions are withheld from your paycheck pre-tax, and monthly benefit is split between the two paychecks that cover the benefit period. </w:t>
       </w:r>
     </w:p>
-    <w:p>
+    <w:p xmlns:wp14="http://schemas.microsoft.com/office/word/2010/wordml" wp14:textId="77777777">
       <w:pPr>
         <w:pStyle w:val="ListParagraph"/>
         <w:numPr>
@@ -425,7 +394,7 @@
         <w:t>of each month. You can track your balances online.</w:t>
       </w:r>
     </w:p>
-    <w:p>
+    <w:p xmlns:wp14="http://schemas.microsoft.com/office/word/2010/wordml" wp14:textId="77777777">
       <w:pPr>
         <w:pStyle w:val="ListParagraph"/>
         <w:numPr>
@@ -438,7 +407,7 @@
         <w:t>Unused benefits will rollover each month into the same designation (transit/parking), up to the maximum capacity of the SmarTrip card.</w:t>
       </w:r>
     </w:p>
-    <w:p>
+    <w:p xmlns:wp14="http://schemas.microsoft.com/office/word/2010/wordml" wp14:textId="77777777">
       <w:pPr>
         <w:pStyle w:val="ListParagraph"/>
         <w:numPr>
@@ -451,16 +420,15 @@
         <w:t>If your Smartrip card is lost, damaged or stolen, immediately notify Metro by calling the (888) 762-7874 and have them deactivate your card to prevent anyone from using your funds. Once you have a replacement SmarTrip card, your benefits can be transferred to the new card.</w:t>
       </w:r>
     </w:p>
-    <w:p>
+    <w:p xmlns:wp14="http://schemas.microsoft.com/office/word/2010/wordml" wp14:textId="77777777">
       <w:pPr>
         <w:pStyle w:val="Subtitle"/>
       </w:pPr>
       <w:r>
-        <w:lastRenderedPageBreak/>
         <w:t>Pre-Tax Transit and Parking Benefits</w:t>
       </w:r>
     </w:p>
-    <w:p>
+    <w:p xmlns:wp14="http://schemas.microsoft.com/office/word/2010/wordml" wp14:textId="77777777">
       <w:pPr>
         <w:pStyle w:val="Quote"/>
       </w:pPr>
@@ -473,12 +441,15 @@
         <w:t>® Application and Change Form</w:t>
       </w:r>
     </w:p>
-    <w:p>
+    <w:p xmlns:wp14="http://schemas.microsoft.com/office/word/2010/wordml" wp14:textId="77777777">
       <w:pPr>
         <w:jc w:val="center"/>
       </w:pPr>
       <w:r>
-        <w:sym w:font="Wingdings" w:char="F0A8"/>
+        <w:rPr>
+          <w:rFonts w:ascii="Wingdings" w:hAnsi="Wingdings" w:eastAsia="Wingdings" w:cs="Wingdings"/>
+        </w:rPr>
+        <w:t>¨</w:t>
       </w:r>
       <w:r>
         <w:t xml:space="preserve">    New or Re-Enrollment</w:t>
@@ -487,17 +458,20 @@
         <w:tab/>
       </w:r>
       <w:r>
-        <w:sym w:font="Wingdings" w:char="F0A8"/>
+        <w:rPr>
+          <w:rFonts w:ascii="Wingdings" w:hAnsi="Wingdings" w:eastAsia="Wingdings" w:cs="Wingdings"/>
+        </w:rPr>
+        <w:t>¨</w:t>
       </w:r>
       <w:r>
         <w:t xml:space="preserve">    Change to Current Benefits</w:t>
       </w:r>
     </w:p>
-    <w:p>
+    <w:p xmlns:wp14="http://schemas.microsoft.com/office/word/2010/wordml" wp14:textId="77777777">
       <w:pPr>
         <w:pBdr>
-          <w:bottom w:val="single" w:sz="4" w:space="1" w:color="auto"/>
-          <w:between w:val="single" w:sz="4" w:space="1" w:color="auto"/>
+          <w:bottom w:val="single" w:color="auto" w:sz="4" w:space="1"/>
+          <w:between w:val="single" w:color="auto" w:sz="4" w:space="1"/>
         </w:pBdr>
         <w:spacing w:after="0"/>
         <w:rPr>
@@ -508,11 +482,11 @@
         <w:t xml:space="preserve">Employee Name: </w:t>
       </w:r>
     </w:p>
-    <w:p>
+    <w:p xmlns:wp14="http://schemas.microsoft.com/office/word/2010/wordml" wp14:textId="77777777">
       <w:pPr>
         <w:pBdr>
-          <w:bottom w:val="single" w:sz="4" w:space="1" w:color="auto"/>
-          <w:between w:val="single" w:sz="4" w:space="1" w:color="auto"/>
+          <w:bottom w:val="single" w:color="auto" w:sz="4" w:space="1"/>
+          <w:between w:val="single" w:color="auto" w:sz="4" w:space="1"/>
         </w:pBdr>
         <w:spacing w:before="240" w:after="0"/>
         <w:rPr>
@@ -523,10 +497,10 @@
         <w:t xml:space="preserve">Effective (Month): </w:t>
       </w:r>
     </w:p>
-    <w:p>
+    <w:p xmlns:wp14="http://schemas.microsoft.com/office/word/2010/wordml" wp14:textId="77777777">
       <w:pPr>
         <w:pBdr>
-          <w:bottom w:val="single" w:sz="4" w:space="1" w:color="auto"/>
+          <w:bottom w:val="single" w:color="auto" w:sz="4" w:space="1"/>
         </w:pBdr>
         <w:spacing w:before="240" w:after="0"/>
         <w:rPr>
@@ -542,7 +516,7 @@
         <w:t xml:space="preserve"> Number: </w:t>
       </w:r>
     </w:p>
-    <w:p>
+    <w:p xmlns:wp14="http://schemas.microsoft.com/office/word/2010/wordml" wp14:textId="77777777">
       <w:pPr>
         <w:spacing w:before="240" w:after="0"/>
         <w:rPr>
@@ -580,11 +554,11 @@
         <w:t>.</w:t>
       </w:r>
     </w:p>
-    <w:p>
+    <w:p xmlns:wp14="http://schemas.microsoft.com/office/word/2010/wordml" wp14:textId="77777777">
       <w:r>
         <w:t xml:space="preserve">Register your card here: </w:t>
       </w:r>
-      <w:hyperlink r:id="rId9" w:history="1">
+      <w:hyperlink w:history="1" r:id="rId9">
         <w:r>
           <w:rPr>
             <w:rStyle w:val="Hyperlink"/>
@@ -596,7 +570,7 @@
         <w:t xml:space="preserve"> </w:t>
       </w:r>
     </w:p>
-    <w:p>
+    <w:p xmlns:wp14="http://schemas.microsoft.com/office/word/2010/wordml" wp14:textId="77777777">
       <w:pPr>
         <w:rPr>
           <w:rStyle w:val="Emphasis"/>
@@ -609,109 +583,108 @@
         <w:t>Benefit Election Amounts</w:t>
       </w:r>
     </w:p>
-    <w:p>
+    <w:p xmlns:wp14="http://schemas.microsoft.com/office/word/2010/wordml" wp14:textId="51EC250B">
       <w:pPr>
         <w:pBdr>
-          <w:bottom w:val="single" w:sz="4" w:space="1" w:color="auto"/>
-          <w:between w:val="single" w:sz="4" w:space="1" w:color="auto"/>
+          <w:bottom w:val="single" w:color="FF000000" w:sz="4" w:space="1"/>
+          <w:between w:val="single" w:color="FF000000" w:sz="4" w:space="1"/>
         </w:pBdr>
         <w:spacing w:after="0"/>
         <w:ind w:left="720"/>
         <w:rPr>
-          <w:b/>
+          <w:b w:val="1"/>
+          <w:bCs w:val="1"/>
         </w:rPr>
       </w:pPr>
       <w:r>
         <w:rPr>
-          <w:b/>
+          <w:b w:val="1"/>
+          <w:bCs w:val="1"/>
         </w:rPr>
         <w:t xml:space="preserve">Monthly </w:t>
       </w:r>
       <w:r>
         <w:rPr>
-          <w:b/>
+          <w:b w:val="1"/>
+          <w:bCs w:val="1"/>
           <w:u w:val="single"/>
         </w:rPr>
         <w:t>Transit</w:t>
       </w:r>
       <w:r>
         <w:rPr>
-          <w:b/>
+          <w:b w:val="1"/>
+          <w:bCs w:val="1"/>
         </w:rPr>
         <w:t xml:space="preserve"> – </w:t>
       </w:r>
       <w:r>
         <w:rPr>
-          <w:b/>
+          <w:b w:val="1"/>
+          <w:bCs w:val="1"/>
         </w:rPr>
         <w:t>Bus/Metro/Rail</w:t>
       </w:r>
       <w:r>
-        <w:t xml:space="preserve"> ($0 - $2</w:t>
-      </w:r>
-      <w:r>
-        <w:t>6</w:t>
-      </w:r>
-      <w:r>
-        <w:t>5</w:t>
-      </w:r>
-      <w:r>
-        <w:t xml:space="preserve">): </w:t>
-      </w:r>
-    </w:p>
-    <w:p>
+        <w:rPr/>
+        <w:t xml:space="preserve">: </w:t>
+      </w:r>
+    </w:p>
+    <w:p xmlns:wp14="http://schemas.microsoft.com/office/word/2010/wordml" wp14:textId="4725BA79">
       <w:pPr>
         <w:pBdr>
-          <w:bottom w:val="single" w:sz="4" w:space="1" w:color="auto"/>
-          <w:between w:val="single" w:sz="4" w:space="1" w:color="auto"/>
+          <w:bottom w:val="single" w:color="FF000000" w:sz="4" w:space="1"/>
+          <w:between w:val="single" w:color="FF000000" w:sz="4" w:space="1"/>
         </w:pBdr>
         <w:spacing w:before="240"/>
         <w:ind w:left="720"/>
         <w:rPr>
-          <w:b/>
+          <w:b w:val="1"/>
+          <w:bCs w:val="1"/>
         </w:rPr>
       </w:pPr>
       <w:r>
         <w:rPr>
-          <w:b/>
+          <w:b w:val="1"/>
+          <w:bCs w:val="1"/>
         </w:rPr>
         <w:t xml:space="preserve">Monthly </w:t>
       </w:r>
       <w:r>
         <w:rPr>
-          <w:b/>
+          <w:b w:val="1"/>
+          <w:bCs w:val="1"/>
           <w:u w:val="single"/>
         </w:rPr>
         <w:t>Parking</w:t>
       </w:r>
       <w:r>
         <w:rPr>
-          <w:b/>
+          <w:b w:val="1"/>
+          <w:bCs w:val="1"/>
         </w:rPr>
         <w:t xml:space="preserve"> – Metro Stations</w:t>
       </w:r>
       <w:r>
-        <w:t xml:space="preserve"> ($0 - $26</w:t>
-      </w:r>
-      <w:r>
-        <w:t>5</w:t>
-      </w:r>
-      <w:r>
-        <w:t xml:space="preserve">): </w:t>
-      </w:r>
-    </w:p>
-    <w:p>
+        <w:rPr/>
+        <w:t xml:space="preserve">: </w:t>
+      </w:r>
+    </w:p>
+    <w:p xmlns:wp14="http://schemas.microsoft.com/office/word/2010/wordml" wp14:textId="77777777">
       <w:pPr>
         <w:ind w:left="720"/>
       </w:pPr>
       <w:r>
-        <w:sym w:font="Wingdings" w:char="F0A8"/>
+        <w:rPr>
+          <w:rFonts w:ascii="Wingdings" w:hAnsi="Wingdings" w:eastAsia="Wingdings" w:cs="Wingdings"/>
+        </w:rPr>
+        <w:t>¨</w:t>
       </w:r>
       <w:r>
         <w:t xml:space="preserve">    This supersedes my previous election amount.</w:t>
       </w:r>
     </w:p>
-    <w:p>
+    <w:p xmlns:wp14="http://schemas.microsoft.com/office/word/2010/wordml" wp14:textId="77777777">
       <w:pPr>
         <w:rPr>
           <w:rStyle w:val="Emphasis"/>
@@ -724,7 +697,7 @@
         <w:t>Commuter Benefit Disclaimer:</w:t>
       </w:r>
     </w:p>
-    <w:p>
+    <w:p xmlns:wp14="http://schemas.microsoft.com/office/word/2010/wordml" wp14:textId="77777777">
       <w:r>
         <w:t>I understand that changes to my benefit electio</w:t>
       </w:r>
@@ -750,7 +723,7 @@
         <w:t xml:space="preserve"> and agree to use the benefit for the stated/intended purpose.</w:t>
       </w:r>
     </w:p>
-    <w:p>
+    <w:p xmlns:wp14="http://schemas.microsoft.com/office/word/2010/wordml" wp14:textId="77777777">
       <w:r>
         <w:t xml:space="preserve">By signing below, I agree to the above stated disclaimer, and authorize </w:t>
       </w:r>
@@ -764,10 +737,10 @@
         <w:t xml:space="preserve"> to make the indicated deduction from my paycheck.</w:t>
       </w:r>
     </w:p>
-    <w:p>
+    <w:p xmlns:wp14="http://schemas.microsoft.com/office/word/2010/wordml" wp14:textId="77777777">
       <w:pPr>
         <w:pBdr>
-          <w:bottom w:val="single" w:sz="4" w:space="1" w:color="auto"/>
+          <w:bottom w:val="single" w:color="auto" w:sz="4" w:space="1"/>
         </w:pBdr>
         <w:rPr>
           <w:b/>
@@ -802,11 +775,13 @@
       </w:r>
       <w:r>
         <w:tab/>
+      </w:r>
+      <w:r>
         <w:t xml:space="preserve">Date </w:t>
       </w:r>
     </w:p>
-    <w:p/>
-    <w:p>
+    <w:p xmlns:wp14="http://schemas.microsoft.com/office/word/2010/wordml" wp14:textId="77777777"/>
+    <w:p xmlns:wp14="http://schemas.microsoft.com/office/word/2010/wordml" wp14:textId="77777777">
       <w:pPr>
         <w:shd w:val="clear" w:color="auto" w:fill="E54721" w:themeFill="accent1"/>
         <w:rPr>
@@ -822,7 +797,7 @@
         <w:t>Finance Office Use Only</w:t>
       </w:r>
     </w:p>
-    <w:p>
+    <w:p xmlns:wp14="http://schemas.microsoft.com/office/word/2010/wordml" wp14:textId="77777777">
       <w:r>
         <w:t>Date Processed ___/___/______</w:t>
       </w:r>
@@ -844,7 +819,7 @@
         <w:t>______________________________________________________</w:t>
       </w:r>
     </w:p>
-    <w:p>
+    <w:p xmlns:wp14="http://schemas.microsoft.com/office/word/2010/wordml" wp14:textId="77777777">
       <w:pPr>
         <w:tabs>
           <w:tab w:val="left" w:pos="720"/>
@@ -870,11 +845,13 @@
       </w:r>
       <w:r>
         <w:tab/>
+      </w:r>
+      <w:r>
         <w:t>Effective Check Date ___/___/______   Period Ending ___/___/______</w:t>
       </w:r>
     </w:p>
-    <w:p/>
-    <w:p>
+    <w:p xmlns:wp14="http://schemas.microsoft.com/office/word/2010/wordml" wp14:textId="77777777"/>
+    <w:p xmlns:wp14="http://schemas.microsoft.com/office/word/2010/wordml" wp14:textId="77777777">
       <w:pPr>
         <w:spacing w:line="276" w:lineRule="auto"/>
       </w:pPr>
@@ -882,7 +859,7 @@
     <w:sectPr>
       <w:headerReference w:type="default" r:id="rId10"/>
       <w:footerReference w:type="default" r:id="rId11"/>
-      <w:pgSz w:w="12240" w:h="15840"/>
+      <w:pgSz w:w="12240" w:h="15840" w:orient="portrait"/>
       <w:pgMar w:top="720" w:right="720" w:bottom="720" w:left="720" w:header="720" w:footer="720" w:gutter="0"/>
       <w:cols w:space="720"/>
       <w:docGrid w:linePitch="360"/>
@@ -894,7 +871,7 @@
 <file path=word/endnotes.xml><?xml version="1.0" encoding="utf-8"?>
 <w:endnotes xmlns:wpc="http://schemas.microsoft.com/office/word/2010/wordprocessingCanvas" xmlns:mc="http://schemas.openxmlformats.org/markup-compatibility/2006" xmlns:o="urn:schemas-microsoft-com:office:office" xmlns:r="http://schemas.openxmlformats.org/officeDocument/2006/relationships" xmlns:m="http://schemas.openxmlformats.org/officeDocument/2006/math" xmlns:v="urn:schemas-microsoft-com:vml" xmlns:wp14="http://schemas.microsoft.com/office/word/2010/wordprocessingDrawing" xmlns:wp="http://schemas.openxmlformats.org/drawingml/2006/wordprocessingDrawing" xmlns:w10="urn:schemas-microsoft-com:office:word" xmlns:w="http://schemas.openxmlformats.org/wordprocessingml/2006/main" xmlns:w14="http://schemas.microsoft.com/office/word/2010/wordml" xmlns:wpg="http://schemas.microsoft.com/office/word/2010/wordprocessingGroup" xmlns:wpi="http://schemas.microsoft.com/office/word/2010/wordprocessingInk" xmlns:wne="http://schemas.microsoft.com/office/word/2006/wordml" xmlns:wps="http://schemas.microsoft.com/office/word/2010/wordprocessingShape" mc:Ignorable="w14 wp14">
   <w:endnote w:type="separator" w:id="-1">
-    <w:p>
+    <w:p xmlns:wp14="http://schemas.microsoft.com/office/word/2010/wordml" wp14:textId="77777777">
       <w:pPr>
         <w:spacing w:after="0" w:line="240" w:lineRule="auto"/>
       </w:pPr>
@@ -904,7 +881,7 @@
     </w:p>
   </w:endnote>
   <w:endnote w:type="continuationSeparator" w:id="0">
-    <w:p>
+    <w:p xmlns:wp14="http://schemas.microsoft.com/office/word/2010/wordml" wp14:textId="77777777">
       <w:pPr>
         <w:spacing w:after="0" w:line="240" w:lineRule="auto"/>
       </w:pPr>
@@ -917,14 +894,14 @@
 </file>
 
 <file path=word/footer1.xml><?xml version="1.0" encoding="utf-8"?>
-<w:ftr xmlns:wpc="http://schemas.microsoft.com/office/word/2010/wordprocessingCanvas" xmlns:mc="http://schemas.openxmlformats.org/markup-compatibility/2006" xmlns:o="urn:schemas-microsoft-com:office:office" xmlns:r="http://schemas.openxmlformats.org/officeDocument/2006/relationships" xmlns:m="http://schemas.openxmlformats.org/officeDocument/2006/math" xmlns:v="urn:schemas-microsoft-com:vml" xmlns:wp14="http://schemas.microsoft.com/office/word/2010/wordprocessingDrawing" xmlns:wp="http://schemas.openxmlformats.org/drawingml/2006/wordprocessingDrawing" xmlns:w10="urn:schemas-microsoft-com:office:word" xmlns:w="http://schemas.openxmlformats.org/wordprocessingml/2006/main" xmlns:w14="http://schemas.microsoft.com/office/word/2010/wordml" xmlns:wpg="http://schemas.microsoft.com/office/word/2010/wordprocessingGroup" xmlns:wpi="http://schemas.microsoft.com/office/word/2010/wordprocessingInk" xmlns:wne="http://schemas.microsoft.com/office/word/2006/wordml" xmlns:wps="http://schemas.microsoft.com/office/word/2010/wordprocessingShape" mc:Ignorable="w14 wp14">
-  <w:p>
+<w:ftr xmlns:wpc="http://schemas.microsoft.com/office/word/2010/wordprocessingCanvas" xmlns:mc="http://schemas.openxmlformats.org/markup-compatibility/2006" xmlns:o="urn:schemas-microsoft-com:office:office" xmlns:r="http://schemas.openxmlformats.org/officeDocument/2006/relationships" xmlns:m="http://schemas.openxmlformats.org/officeDocument/2006/math" xmlns:v="urn:schemas-microsoft-com:vml" xmlns:wp14="http://schemas.microsoft.com/office/word/2010/wordprocessingDrawing" xmlns:wp="http://schemas.openxmlformats.org/drawingml/2006/wordprocessingDrawing" xmlns:w10="urn:schemas-microsoft-com:office:word" xmlns:w="http://schemas.openxmlformats.org/wordprocessingml/2006/main" xmlns:w14="http://schemas.microsoft.com/office/word/2010/wordml" xmlns:wpg="http://schemas.microsoft.com/office/word/2010/wordprocessingGroup" xmlns:wpi="http://schemas.microsoft.com/office/word/2010/wordprocessingInk" xmlns:wne="http://schemas.microsoft.com/office/word/2006/wordml" xmlns:wps="http://schemas.microsoft.com/office/word/2010/wordprocessingShape" xmlns:a="http://schemas.openxmlformats.org/drawingml/2006/main" xmlns:pic="http://schemas.openxmlformats.org/drawingml/2006/picture" xmlns:a14="http://schemas.microsoft.com/office/drawing/2010/main" mc:Ignorable="w14 wp14">
+  <w:p xmlns:wp14="http://schemas.microsoft.com/office/word/2010/wordml" wp14:textId="77777777">
     <w:pPr>
       <w:pStyle w:val="Footer"/>
       <w:jc w:val="right"/>
     </w:pPr>
   </w:p>
-  <w:p>
+  <w:p xmlns:wp14="http://schemas.microsoft.com/office/word/2010/wordml" wp14:textId="77777777">
     <w:pPr>
       <w:pStyle w:val="Footer"/>
       <w:jc w:val="right"/>
@@ -934,7 +911,7 @@
         <w:noProof/>
       </w:rPr>
       <w:drawing>
-        <wp:inline distT="0" distB="0" distL="0" distR="0" wp14:anchorId="025B9A96" wp14:editId="0F460C31">
+        <wp:inline xmlns:wp14="http://schemas.microsoft.com/office/word/2010/wordprocessingDrawing" distT="0" distB="0" distL="0" distR="0" wp14:anchorId="025B9A96" wp14:editId="0F460C31">
           <wp:extent cx="4352544" cy="283464"/>
           <wp:effectExtent l="0" t="0" r="0" b="2540"/>
           <wp:docPr id="4" name="Picture 4"/>
@@ -982,7 +959,7 @@
 <file path=word/footnotes.xml><?xml version="1.0" encoding="utf-8"?>
 <w:footnotes xmlns:wpc="http://schemas.microsoft.com/office/word/2010/wordprocessingCanvas" xmlns:mc="http://schemas.openxmlformats.org/markup-compatibility/2006" xmlns:o="urn:schemas-microsoft-com:office:office" xmlns:r="http://schemas.openxmlformats.org/officeDocument/2006/relationships" xmlns:m="http://schemas.openxmlformats.org/officeDocument/2006/math" xmlns:v="urn:schemas-microsoft-com:vml" xmlns:wp14="http://schemas.microsoft.com/office/word/2010/wordprocessingDrawing" xmlns:wp="http://schemas.openxmlformats.org/drawingml/2006/wordprocessingDrawing" xmlns:w10="urn:schemas-microsoft-com:office:word" xmlns:w="http://schemas.openxmlformats.org/wordprocessingml/2006/main" xmlns:w14="http://schemas.microsoft.com/office/word/2010/wordml" xmlns:wpg="http://schemas.microsoft.com/office/word/2010/wordprocessingGroup" xmlns:wpi="http://schemas.microsoft.com/office/word/2010/wordprocessingInk" xmlns:wne="http://schemas.microsoft.com/office/word/2006/wordml" xmlns:wps="http://schemas.microsoft.com/office/word/2010/wordprocessingShape" mc:Ignorable="w14 wp14">
   <w:footnote w:type="separator" w:id="-1">
-    <w:p>
+    <w:p xmlns:wp14="http://schemas.microsoft.com/office/word/2010/wordml" wp14:textId="77777777">
       <w:pPr>
         <w:spacing w:after="0" w:line="240" w:lineRule="auto"/>
       </w:pPr>
@@ -992,7 +969,7 @@
     </w:p>
   </w:footnote>
   <w:footnote w:type="continuationSeparator" w:id="0">
-    <w:p>
+    <w:p xmlns:wp14="http://schemas.microsoft.com/office/word/2010/wordml" wp14:textId="77777777">
       <w:pPr>
         <w:spacing w:after="0" w:line="240" w:lineRule="auto"/>
       </w:pPr>
@@ -1005,8 +982,8 @@
 </file>
 
 <file path=word/header1.xml><?xml version="1.0" encoding="utf-8"?>
-<w:hdr xmlns:wpc="http://schemas.microsoft.com/office/word/2010/wordprocessingCanvas" xmlns:mc="http://schemas.openxmlformats.org/markup-compatibility/2006" xmlns:o="urn:schemas-microsoft-com:office:office" xmlns:r="http://schemas.openxmlformats.org/officeDocument/2006/relationships" xmlns:m="http://schemas.openxmlformats.org/officeDocument/2006/math" xmlns:v="urn:schemas-microsoft-com:vml" xmlns:wp14="http://schemas.microsoft.com/office/word/2010/wordprocessingDrawing" xmlns:wp="http://schemas.openxmlformats.org/drawingml/2006/wordprocessingDrawing" xmlns:w10="urn:schemas-microsoft-com:office:word" xmlns:w="http://schemas.openxmlformats.org/wordprocessingml/2006/main" xmlns:w14="http://schemas.microsoft.com/office/word/2010/wordml" xmlns:wpg="http://schemas.microsoft.com/office/word/2010/wordprocessingGroup" xmlns:wpi="http://schemas.microsoft.com/office/word/2010/wordprocessingInk" xmlns:wne="http://schemas.microsoft.com/office/word/2006/wordml" xmlns:wps="http://schemas.microsoft.com/office/word/2010/wordprocessingShape" mc:Ignorable="w14 wp14">
-  <w:p>
+<w:hdr xmlns:wpc="http://schemas.microsoft.com/office/word/2010/wordprocessingCanvas" xmlns:mc="http://schemas.openxmlformats.org/markup-compatibility/2006" xmlns:o="urn:schemas-microsoft-com:office:office" xmlns:r="http://schemas.openxmlformats.org/officeDocument/2006/relationships" xmlns:m="http://schemas.openxmlformats.org/officeDocument/2006/math" xmlns:v="urn:schemas-microsoft-com:vml" xmlns:wp14="http://schemas.microsoft.com/office/word/2010/wordprocessingDrawing" xmlns:wp="http://schemas.openxmlformats.org/drawingml/2006/wordprocessingDrawing" xmlns:w10="urn:schemas-microsoft-com:office:word" xmlns:w="http://schemas.openxmlformats.org/wordprocessingml/2006/main" xmlns:w14="http://schemas.microsoft.com/office/word/2010/wordml" xmlns:wpg="http://schemas.microsoft.com/office/word/2010/wordprocessingGroup" xmlns:wpi="http://schemas.microsoft.com/office/word/2010/wordprocessingInk" xmlns:wne="http://schemas.microsoft.com/office/word/2006/wordml" xmlns:wps="http://schemas.microsoft.com/office/word/2010/wordprocessingShape" xmlns:a="http://schemas.openxmlformats.org/drawingml/2006/main" xmlns:pic="http://schemas.openxmlformats.org/drawingml/2006/picture" xmlns:a14="http://schemas.microsoft.com/office/drawing/2010/main" mc:Ignorable="w14 wp14">
+  <w:p xmlns:wp14="http://schemas.microsoft.com/office/word/2010/wordml" wp14:textId="77777777">
     <w:pPr>
       <w:pStyle w:val="Header"/>
     </w:pPr>
@@ -1015,7 +992,7 @@
         <w:noProof/>
       </w:rPr>
       <w:drawing>
-        <wp:anchor distT="0" distB="0" distL="114300" distR="114300" simplePos="0" relativeHeight="251659264" behindDoc="0" locked="0" layoutInCell="1" allowOverlap="1" wp14:anchorId="0E6A2483" wp14:editId="190774AF">
+        <wp:anchor xmlns:wp14="http://schemas.microsoft.com/office/word/2010/wordprocessingDrawing" distT="0" distB="0" distL="114300" distR="114300" simplePos="0" relativeHeight="251659264" behindDoc="0" locked="0" layoutInCell="1" allowOverlap="1" wp14:anchorId="0E6A2483" wp14:editId="190774AF">
           <wp:simplePos x="0" y="0"/>
           <wp:positionH relativeFrom="column">
             <wp:posOffset>5117465</wp:posOffset>
@@ -1082,7 +1059,7 @@
         <w:noProof/>
       </w:rPr>
       <w:drawing>
-        <wp:inline distT="0" distB="0" distL="0" distR="0" wp14:anchorId="51DE51E5" wp14:editId="55576C48">
+        <wp:inline xmlns:wp14="http://schemas.microsoft.com/office/word/2010/wordprocessingDrawing" distT="0" distB="0" distL="0" distR="0" wp14:anchorId="51DE51E5" wp14:editId="55576C48">
           <wp:extent cx="3110865" cy="753110"/>
           <wp:effectExtent l="0" t="0" r="0" b="8890"/>
           <wp:docPr id="9" name="Picture 9"/>
@@ -1122,7 +1099,7 @@
       </w:drawing>
     </w:r>
   </w:p>
-  <w:p>
+  <w:p xmlns:wp14="http://schemas.microsoft.com/office/word/2010/wordml" wp14:textId="77777777">
     <w:pPr>
       <w:pStyle w:val="Header"/>
     </w:pPr>
@@ -1231,7 +1208,7 @@
         <w:ind w:left="720" w:hanging="360"/>
       </w:pPr>
       <w:rPr>
-        <w:rFonts w:ascii="Symbol" w:hAnsi="Symbol" w:hint="default"/>
+        <w:rFonts w:hint="default" w:ascii="Symbol" w:hAnsi="Symbol"/>
       </w:rPr>
     </w:lvl>
     <w:lvl w:ilvl="1" w:tplc="04090003" w:tentative="1">
@@ -1243,7 +1220,7 @@
         <w:ind w:left="1440" w:hanging="360"/>
       </w:pPr>
       <w:rPr>
-        <w:rFonts w:ascii="Courier New" w:hAnsi="Courier New" w:cs="Courier New" w:hint="default"/>
+        <w:rFonts w:hint="default" w:ascii="Courier New" w:hAnsi="Courier New" w:cs="Courier New"/>
       </w:rPr>
     </w:lvl>
     <w:lvl w:ilvl="2" w:tplc="04090005" w:tentative="1">
@@ -1255,7 +1232,7 @@
         <w:ind w:left="2160" w:hanging="360"/>
       </w:pPr>
       <w:rPr>
-        <w:rFonts w:ascii="Wingdings" w:hAnsi="Wingdings" w:hint="default"/>
+        <w:rFonts w:hint="default" w:ascii="Wingdings" w:hAnsi="Wingdings"/>
       </w:rPr>
     </w:lvl>
     <w:lvl w:ilvl="3" w:tplc="04090001" w:tentative="1">
@@ -1267,7 +1244,7 @@
         <w:ind w:left="2880" w:hanging="360"/>
       </w:pPr>
       <w:rPr>
-        <w:rFonts w:ascii="Symbol" w:hAnsi="Symbol" w:hint="default"/>
+        <w:rFonts w:hint="default" w:ascii="Symbol" w:hAnsi="Symbol"/>
       </w:rPr>
     </w:lvl>
     <w:lvl w:ilvl="4" w:tplc="04090003" w:tentative="1">
@@ -1279,7 +1256,7 @@
         <w:ind w:left="3600" w:hanging="360"/>
       </w:pPr>
       <w:rPr>
-        <w:rFonts w:ascii="Courier New" w:hAnsi="Courier New" w:cs="Courier New" w:hint="default"/>
+        <w:rFonts w:hint="default" w:ascii="Courier New" w:hAnsi="Courier New" w:cs="Courier New"/>
       </w:rPr>
     </w:lvl>
     <w:lvl w:ilvl="5" w:tplc="04090005" w:tentative="1">
@@ -1291,7 +1268,7 @@
         <w:ind w:left="4320" w:hanging="360"/>
       </w:pPr>
       <w:rPr>
-        <w:rFonts w:ascii="Wingdings" w:hAnsi="Wingdings" w:hint="default"/>
+        <w:rFonts w:hint="default" w:ascii="Wingdings" w:hAnsi="Wingdings"/>
       </w:rPr>
     </w:lvl>
     <w:lvl w:ilvl="6" w:tplc="04090001" w:tentative="1">
@@ -1303,7 +1280,7 @@
         <w:ind w:left="5040" w:hanging="360"/>
       </w:pPr>
       <w:rPr>
-        <w:rFonts w:ascii="Symbol" w:hAnsi="Symbol" w:hint="default"/>
+        <w:rFonts w:hint="default" w:ascii="Symbol" w:hAnsi="Symbol"/>
       </w:rPr>
     </w:lvl>
     <w:lvl w:ilvl="7" w:tplc="04090003" w:tentative="1">
@@ -1315,7 +1292,7 @@
         <w:ind w:left="5760" w:hanging="360"/>
       </w:pPr>
       <w:rPr>
-        <w:rFonts w:ascii="Courier New" w:hAnsi="Courier New" w:cs="Courier New" w:hint="default"/>
+        <w:rFonts w:hint="default" w:ascii="Courier New" w:hAnsi="Courier New" w:cs="Courier New"/>
       </w:rPr>
     </w:lvl>
     <w:lvl w:ilvl="8" w:tplc="04090005" w:tentative="1">
@@ -1327,7 +1304,7 @@
         <w:ind w:left="6480" w:hanging="360"/>
       </w:pPr>
       <w:rPr>
-        <w:rFonts w:ascii="Wingdings" w:hAnsi="Wingdings" w:hint="default"/>
+        <w:rFonts w:hint="default" w:ascii="Wingdings" w:hAnsi="Wingdings"/>
       </w:rPr>
     </w:lvl>
   </w:abstractNum>
@@ -1343,7 +1320,7 @@
         <w:ind w:left="1080" w:hanging="720"/>
       </w:pPr>
       <w:rPr>
-        <w:rFonts w:ascii="Calibri" w:eastAsiaTheme="minorHAnsi" w:hAnsi="Calibri" w:cs="Calibri" w:hint="default"/>
+        <w:rFonts w:hint="default" w:ascii="Calibri" w:hAnsi="Calibri" w:cs="Calibri" w:eastAsiaTheme="minorHAnsi"/>
       </w:rPr>
     </w:lvl>
     <w:lvl w:ilvl="1" w:tplc="04090003" w:tentative="1">
@@ -1355,7 +1332,7 @@
         <w:ind w:left="1440" w:hanging="360"/>
       </w:pPr>
       <w:rPr>
-        <w:rFonts w:ascii="Courier New" w:hAnsi="Courier New" w:cs="Courier New" w:hint="default"/>
+        <w:rFonts w:hint="default" w:ascii="Courier New" w:hAnsi="Courier New" w:cs="Courier New"/>
       </w:rPr>
     </w:lvl>
     <w:lvl w:ilvl="2" w:tplc="04090005" w:tentative="1">
@@ -1367,7 +1344,7 @@
         <w:ind w:left="2160" w:hanging="360"/>
       </w:pPr>
       <w:rPr>
-        <w:rFonts w:ascii="Wingdings" w:hAnsi="Wingdings" w:hint="default"/>
+        <w:rFonts w:hint="default" w:ascii="Wingdings" w:hAnsi="Wingdings"/>
       </w:rPr>
     </w:lvl>
     <w:lvl w:ilvl="3" w:tplc="04090001" w:tentative="1">
@@ -1379,7 +1356,7 @@
         <w:ind w:left="2880" w:hanging="360"/>
       </w:pPr>
       <w:rPr>
-        <w:rFonts w:ascii="Symbol" w:hAnsi="Symbol" w:hint="default"/>
+        <w:rFonts w:hint="default" w:ascii="Symbol" w:hAnsi="Symbol"/>
       </w:rPr>
     </w:lvl>
     <w:lvl w:ilvl="4" w:tplc="04090003" w:tentative="1">
@@ -1391,7 +1368,7 @@
         <w:ind w:left="3600" w:hanging="360"/>
       </w:pPr>
       <w:rPr>
-        <w:rFonts w:ascii="Courier New" w:hAnsi="Courier New" w:cs="Courier New" w:hint="default"/>
+        <w:rFonts w:hint="default" w:ascii="Courier New" w:hAnsi="Courier New" w:cs="Courier New"/>
       </w:rPr>
     </w:lvl>
     <w:lvl w:ilvl="5" w:tplc="04090005" w:tentative="1">
@@ -1403,7 +1380,7 @@
         <w:ind w:left="4320" w:hanging="360"/>
       </w:pPr>
       <w:rPr>
-        <w:rFonts w:ascii="Wingdings" w:hAnsi="Wingdings" w:hint="default"/>
+        <w:rFonts w:hint="default" w:ascii="Wingdings" w:hAnsi="Wingdings"/>
       </w:rPr>
     </w:lvl>
     <w:lvl w:ilvl="6" w:tplc="04090001" w:tentative="1">
@@ -1415,7 +1392,7 @@
         <w:ind w:left="5040" w:hanging="360"/>
       </w:pPr>
       <w:rPr>
-        <w:rFonts w:ascii="Symbol" w:hAnsi="Symbol" w:hint="default"/>
+        <w:rFonts w:hint="default" w:ascii="Symbol" w:hAnsi="Symbol"/>
       </w:rPr>
     </w:lvl>
     <w:lvl w:ilvl="7" w:tplc="04090003" w:tentative="1">
@@ -1427,7 +1404,7 @@
         <w:ind w:left="5760" w:hanging="360"/>
       </w:pPr>
       <w:rPr>
-        <w:rFonts w:ascii="Courier New" w:hAnsi="Courier New" w:cs="Courier New" w:hint="default"/>
+        <w:rFonts w:hint="default" w:ascii="Courier New" w:hAnsi="Courier New" w:cs="Courier New"/>
       </w:rPr>
     </w:lvl>
     <w:lvl w:ilvl="8" w:tplc="04090005" w:tentative="1">
@@ -1439,7 +1416,7 @@
         <w:ind w:left="6480" w:hanging="360"/>
       </w:pPr>
       <w:rPr>
-        <w:rFonts w:ascii="Wingdings" w:hAnsi="Wingdings" w:hint="default"/>
+        <w:rFonts w:hint="default" w:ascii="Wingdings" w:hAnsi="Wingdings"/>
       </w:rPr>
     </w:lvl>
   </w:abstractNum>
@@ -1459,7 +1436,7 @@
         <w:ind w:left="720" w:hanging="360"/>
       </w:pPr>
       <w:rPr>
-        <w:rFonts w:ascii="Symbol" w:hAnsi="Symbol" w:hint="default"/>
+        <w:rFonts w:hint="default" w:ascii="Symbol" w:hAnsi="Symbol"/>
       </w:rPr>
     </w:lvl>
     <w:lvl w:ilvl="1" w:tplc="04090003" w:tentative="1">
@@ -1474,7 +1451,7 @@
         <w:ind w:left="1440" w:hanging="360"/>
       </w:pPr>
       <w:rPr>
-        <w:rFonts w:ascii="Courier New" w:hAnsi="Courier New" w:cs="Courier New" w:hint="default"/>
+        <w:rFonts w:hint="default" w:ascii="Courier New" w:hAnsi="Courier New" w:cs="Courier New"/>
       </w:rPr>
     </w:lvl>
     <w:lvl w:ilvl="2" w:tplc="04090005" w:tentative="1">
@@ -1489,7 +1466,7 @@
         <w:ind w:left="2160" w:hanging="360"/>
       </w:pPr>
       <w:rPr>
-        <w:rFonts w:ascii="Wingdings" w:hAnsi="Wingdings" w:hint="default"/>
+        <w:rFonts w:hint="default" w:ascii="Wingdings" w:hAnsi="Wingdings"/>
       </w:rPr>
     </w:lvl>
     <w:lvl w:ilvl="3" w:tplc="04090001" w:tentative="1">
@@ -1504,7 +1481,7 @@
         <w:ind w:left="2880" w:hanging="360"/>
       </w:pPr>
       <w:rPr>
-        <w:rFonts w:ascii="Symbol" w:hAnsi="Symbol" w:hint="default"/>
+        <w:rFonts w:hint="default" w:ascii="Symbol" w:hAnsi="Symbol"/>
       </w:rPr>
     </w:lvl>
     <w:lvl w:ilvl="4" w:tplc="04090003" w:tentative="1">
@@ -1519,7 +1496,7 @@
         <w:ind w:left="3600" w:hanging="360"/>
       </w:pPr>
       <w:rPr>
-        <w:rFonts w:ascii="Courier New" w:hAnsi="Courier New" w:cs="Courier New" w:hint="default"/>
+        <w:rFonts w:hint="default" w:ascii="Courier New" w:hAnsi="Courier New" w:cs="Courier New"/>
       </w:rPr>
     </w:lvl>
     <w:lvl w:ilvl="5" w:tplc="04090005" w:tentative="1">
@@ -1534,7 +1511,7 @@
         <w:ind w:left="4320" w:hanging="360"/>
       </w:pPr>
       <w:rPr>
-        <w:rFonts w:ascii="Wingdings" w:hAnsi="Wingdings" w:hint="default"/>
+        <w:rFonts w:hint="default" w:ascii="Wingdings" w:hAnsi="Wingdings"/>
       </w:rPr>
     </w:lvl>
     <w:lvl w:ilvl="6" w:tplc="04090001" w:tentative="1">
@@ -1549,7 +1526,7 @@
         <w:ind w:left="5040" w:hanging="360"/>
       </w:pPr>
       <w:rPr>
-        <w:rFonts w:ascii="Symbol" w:hAnsi="Symbol" w:hint="default"/>
+        <w:rFonts w:hint="default" w:ascii="Symbol" w:hAnsi="Symbol"/>
       </w:rPr>
     </w:lvl>
     <w:lvl w:ilvl="7" w:tplc="04090003" w:tentative="1">
@@ -1564,7 +1541,7 @@
         <w:ind w:left="5760" w:hanging="360"/>
       </w:pPr>
       <w:rPr>
-        <w:rFonts w:ascii="Courier New" w:hAnsi="Courier New" w:cs="Courier New" w:hint="default"/>
+        <w:rFonts w:hint="default" w:ascii="Courier New" w:hAnsi="Courier New" w:cs="Courier New"/>
       </w:rPr>
     </w:lvl>
     <w:lvl w:ilvl="8" w:tplc="04090005" w:tentative="1">
@@ -1579,7 +1556,7 @@
         <w:ind w:left="6480" w:hanging="360"/>
       </w:pPr>
       <w:rPr>
-        <w:rFonts w:ascii="Wingdings" w:hAnsi="Wingdings" w:hint="default"/>
+        <w:rFonts w:hint="default" w:ascii="Wingdings" w:hAnsi="Wingdings"/>
       </w:rPr>
     </w:lvl>
   </w:abstractNum>
@@ -1596,7 +1573,7 @@
         <w:ind w:left="720" w:hanging="360"/>
       </w:pPr>
       <w:rPr>
-        <w:rFonts w:ascii="Wingdings" w:hAnsi="Wingdings" w:hint="default"/>
+        <w:rFonts w:hint="default" w:ascii="Wingdings" w:hAnsi="Wingdings"/>
         <w:strike w:val="0"/>
       </w:rPr>
     </w:lvl>
@@ -1609,7 +1586,7 @@
         <w:ind w:left="1440" w:hanging="360"/>
       </w:pPr>
       <w:rPr>
-        <w:rFonts w:ascii="Courier New" w:hAnsi="Courier New" w:cs="Courier New" w:hint="default"/>
+        <w:rFonts w:hint="default" w:ascii="Courier New" w:hAnsi="Courier New" w:cs="Courier New"/>
       </w:rPr>
     </w:lvl>
     <w:lvl w:ilvl="2" w:tplc="04090005" w:tentative="1">
@@ -1621,7 +1598,7 @@
         <w:ind w:left="2160" w:hanging="360"/>
       </w:pPr>
       <w:rPr>
-        <w:rFonts w:ascii="Wingdings" w:hAnsi="Wingdings" w:hint="default"/>
+        <w:rFonts w:hint="default" w:ascii="Wingdings" w:hAnsi="Wingdings"/>
       </w:rPr>
     </w:lvl>
     <w:lvl w:ilvl="3" w:tplc="04090001" w:tentative="1">
@@ -1633,7 +1610,7 @@
         <w:ind w:left="2880" w:hanging="360"/>
       </w:pPr>
       <w:rPr>
-        <w:rFonts w:ascii="Symbol" w:hAnsi="Symbol" w:hint="default"/>
+        <w:rFonts w:hint="default" w:ascii="Symbol" w:hAnsi="Symbol"/>
       </w:rPr>
     </w:lvl>
     <w:lvl w:ilvl="4" w:tplc="04090003" w:tentative="1">
@@ -1645,7 +1622,7 @@
         <w:ind w:left="3600" w:hanging="360"/>
       </w:pPr>
       <w:rPr>
-        <w:rFonts w:ascii="Courier New" w:hAnsi="Courier New" w:cs="Courier New" w:hint="default"/>
+        <w:rFonts w:hint="default" w:ascii="Courier New" w:hAnsi="Courier New" w:cs="Courier New"/>
       </w:rPr>
     </w:lvl>
     <w:lvl w:ilvl="5" w:tplc="04090005" w:tentative="1">
@@ -1657,7 +1634,7 @@
         <w:ind w:left="4320" w:hanging="360"/>
       </w:pPr>
       <w:rPr>
-        <w:rFonts w:ascii="Wingdings" w:hAnsi="Wingdings" w:hint="default"/>
+        <w:rFonts w:hint="default" w:ascii="Wingdings" w:hAnsi="Wingdings"/>
       </w:rPr>
     </w:lvl>
     <w:lvl w:ilvl="6" w:tplc="04090001" w:tentative="1">
@@ -1669,7 +1646,7 @@
         <w:ind w:left="5040" w:hanging="360"/>
       </w:pPr>
       <w:rPr>
-        <w:rFonts w:ascii="Symbol" w:hAnsi="Symbol" w:hint="default"/>
+        <w:rFonts w:hint="default" w:ascii="Symbol" w:hAnsi="Symbol"/>
       </w:rPr>
     </w:lvl>
     <w:lvl w:ilvl="7" w:tplc="04090003" w:tentative="1">
@@ -1681,7 +1658,7 @@
         <w:ind w:left="5760" w:hanging="360"/>
       </w:pPr>
       <w:rPr>
-        <w:rFonts w:ascii="Courier New" w:hAnsi="Courier New" w:cs="Courier New" w:hint="default"/>
+        <w:rFonts w:hint="default" w:ascii="Courier New" w:hAnsi="Courier New" w:cs="Courier New"/>
       </w:rPr>
     </w:lvl>
     <w:lvl w:ilvl="8" w:tplc="04090005" w:tentative="1">
@@ -1693,7 +1670,7 @@
         <w:ind w:left="6480" w:hanging="360"/>
       </w:pPr>
       <w:rPr>
-        <w:rFonts w:ascii="Wingdings" w:hAnsi="Wingdings" w:hint="default"/>
+        <w:rFonts w:hint="default" w:ascii="Wingdings" w:hAnsi="Wingdings"/>
       </w:rPr>
     </w:lvl>
   </w:abstractNum>
@@ -1729,7 +1706,7 @@
         <w:ind w:left="1080" w:hanging="720"/>
       </w:pPr>
       <w:rPr>
-        <w:rFonts w:ascii="Calibri" w:eastAsiaTheme="minorHAnsi" w:hAnsi="Calibri" w:cs="Calibri" w:hint="default"/>
+        <w:rFonts w:hint="default" w:ascii="Calibri" w:hAnsi="Calibri" w:cs="Calibri" w:eastAsiaTheme="minorHAnsi"/>
       </w:rPr>
     </w:lvl>
     <w:lvl w:ilvl="1" w:tplc="04090003" w:tentative="1">
@@ -1741,7 +1718,7 @@
         <w:ind w:left="1440" w:hanging="360"/>
       </w:pPr>
       <w:rPr>
-        <w:rFonts w:ascii="Courier New" w:hAnsi="Courier New" w:cs="Courier New" w:hint="default"/>
+        <w:rFonts w:hint="default" w:ascii="Courier New" w:hAnsi="Courier New" w:cs="Courier New"/>
       </w:rPr>
     </w:lvl>
     <w:lvl w:ilvl="2" w:tplc="04090005" w:tentative="1">
@@ -1753,7 +1730,7 @@
         <w:ind w:left="2160" w:hanging="360"/>
       </w:pPr>
       <w:rPr>
-        <w:rFonts w:ascii="Wingdings" w:hAnsi="Wingdings" w:hint="default"/>
+        <w:rFonts w:hint="default" w:ascii="Wingdings" w:hAnsi="Wingdings"/>
       </w:rPr>
     </w:lvl>
     <w:lvl w:ilvl="3" w:tplc="04090001" w:tentative="1">
@@ -1765,7 +1742,7 @@
         <w:ind w:left="2880" w:hanging="360"/>
       </w:pPr>
       <w:rPr>
-        <w:rFonts w:ascii="Symbol" w:hAnsi="Symbol" w:hint="default"/>
+        <w:rFonts w:hint="default" w:ascii="Symbol" w:hAnsi="Symbol"/>
       </w:rPr>
     </w:lvl>
     <w:lvl w:ilvl="4" w:tplc="04090003" w:tentative="1">
@@ -1777,7 +1754,7 @@
         <w:ind w:left="3600" w:hanging="360"/>
       </w:pPr>
       <w:rPr>
-        <w:rFonts w:ascii="Courier New" w:hAnsi="Courier New" w:cs="Courier New" w:hint="default"/>
+        <w:rFonts w:hint="default" w:ascii="Courier New" w:hAnsi="Courier New" w:cs="Courier New"/>
       </w:rPr>
     </w:lvl>
     <w:lvl w:ilvl="5" w:tplc="04090005" w:tentative="1">
@@ -1789,7 +1766,7 @@
         <w:ind w:left="4320" w:hanging="360"/>
       </w:pPr>
       <w:rPr>
-        <w:rFonts w:ascii="Wingdings" w:hAnsi="Wingdings" w:hint="default"/>
+        <w:rFonts w:hint="default" w:ascii="Wingdings" w:hAnsi="Wingdings"/>
       </w:rPr>
     </w:lvl>
     <w:lvl w:ilvl="6" w:tplc="04090001" w:tentative="1">
@@ -1801,7 +1778,7 @@
         <w:ind w:left="5040" w:hanging="360"/>
       </w:pPr>
       <w:rPr>
-        <w:rFonts w:ascii="Symbol" w:hAnsi="Symbol" w:hint="default"/>
+        <w:rFonts w:hint="default" w:ascii="Symbol" w:hAnsi="Symbol"/>
       </w:rPr>
     </w:lvl>
     <w:lvl w:ilvl="7" w:tplc="04090003" w:tentative="1">
@@ -1813,7 +1790,7 @@
         <w:ind w:left="5760" w:hanging="360"/>
       </w:pPr>
       <w:rPr>
-        <w:rFonts w:ascii="Courier New" w:hAnsi="Courier New" w:cs="Courier New" w:hint="default"/>
+        <w:rFonts w:hint="default" w:ascii="Courier New" w:hAnsi="Courier New" w:cs="Courier New"/>
       </w:rPr>
     </w:lvl>
     <w:lvl w:ilvl="8" w:tplc="04090005" w:tentative="1">
@@ -1825,7 +1802,7 @@
         <w:ind w:left="6480" w:hanging="360"/>
       </w:pPr>
       <w:rPr>
-        <w:rFonts w:ascii="Wingdings" w:hAnsi="Wingdings" w:hint="default"/>
+        <w:rFonts w:hint="default" w:ascii="Wingdings" w:hAnsi="Wingdings"/>
       </w:rPr>
     </w:lvl>
   </w:abstractNum>
@@ -1854,11 +1831,11 @@
 </file>
 
 <file path=word/styles.xml><?xml version="1.0" encoding="utf-8"?>
-<w:styles xmlns:mc="http://schemas.openxmlformats.org/markup-compatibility/2006" xmlns:r="http://schemas.openxmlformats.org/officeDocument/2006/relationships" xmlns:w="http://schemas.openxmlformats.org/wordprocessingml/2006/main" xmlns:w14="http://schemas.microsoft.com/office/word/2010/wordml" mc:Ignorable="w14">
+<w:styles xmlns:wp14="http://schemas.microsoft.com/office/word/2010/wordprocessingDrawing" xmlns:mc="http://schemas.openxmlformats.org/markup-compatibility/2006" xmlns:r="http://schemas.openxmlformats.org/officeDocument/2006/relationships" xmlns:w="http://schemas.openxmlformats.org/wordprocessingml/2006/main" xmlns:w14="http://schemas.microsoft.com/office/word/2010/wordml" mc:Ignorable="w14 wp14">
   <w:docDefaults>
     <w:rPrDefault>
       <w:rPr>
-        <w:rFonts w:asciiTheme="minorHAnsi" w:eastAsiaTheme="minorHAnsi" w:hAnsiTheme="minorHAnsi" w:cstheme="minorBidi"/>
+        <w:rFonts w:asciiTheme="minorHAnsi" w:hAnsiTheme="minorHAnsi" w:eastAsiaTheme="minorHAnsi" w:cstheme="minorBidi"/>
         <w:sz w:val="22"/>
         <w:szCs w:val="22"/>
         <w:lang w:val="en-US" w:eastAsia="en-US" w:bidi="ar-SA"/>
@@ -1871,8 +1848,8 @@
     </w:pPrDefault>
   </w:docDefaults>
   <w:latentStyles w:defLockedState="0" w:defUIPriority="99" w:defSemiHidden="1" w:defUnhideWhenUsed="1" w:defQFormat="0" w:count="267">
-    <w:lsdException w:name="Normal" w:semiHidden="0" w:uiPriority="0" w:unhideWhenUsed="0" w:qFormat="1"/>
-    <w:lsdException w:name="heading 1" w:semiHidden="0" w:uiPriority="9" w:unhideWhenUsed="0" w:qFormat="1"/>
+    <w:lsdException w:name="Normal" w:uiPriority="0" w:semiHidden="0" w:unhideWhenUsed="0" w:qFormat="1"/>
+    <w:lsdException w:name="heading 1" w:uiPriority="9" w:semiHidden="0" w:unhideWhenUsed="0" w:qFormat="1"/>
     <w:lsdException w:name="heading 2" w:uiPriority="9" w:qFormat="1"/>
     <w:lsdException w:name="heading 3" w:uiPriority="9" w:qFormat="1"/>
     <w:lsdException w:name="heading 4" w:uiPriority="9" w:qFormat="1"/>
@@ -1891,125 +1868,125 @@
     <w:lsdException w:name="toc 8" w:uiPriority="39"/>
     <w:lsdException w:name="toc 9" w:uiPriority="39"/>
     <w:lsdException w:name="caption" w:uiPriority="35" w:qFormat="1"/>
-    <w:lsdException w:name="Title" w:semiHidden="0" w:uiPriority="10" w:unhideWhenUsed="0" w:qFormat="1"/>
+    <w:lsdException w:name="Title" w:uiPriority="10" w:semiHidden="0" w:unhideWhenUsed="0" w:qFormat="1"/>
     <w:lsdException w:name="Default Paragraph Font" w:uiPriority="1"/>
-    <w:lsdException w:name="Subtitle" w:semiHidden="0" w:uiPriority="11" w:unhideWhenUsed="0" w:qFormat="1"/>
-    <w:lsdException w:name="Strong" w:semiHidden="0" w:uiPriority="22" w:unhideWhenUsed="0" w:qFormat="1"/>
-    <w:lsdException w:name="Emphasis" w:semiHidden="0" w:uiPriority="20" w:unhideWhenUsed="0" w:qFormat="1"/>
-    <w:lsdException w:name="Table Grid" w:semiHidden="0" w:uiPriority="59" w:unhideWhenUsed="0"/>
+    <w:lsdException w:name="Subtitle" w:uiPriority="11" w:semiHidden="0" w:unhideWhenUsed="0" w:qFormat="1"/>
+    <w:lsdException w:name="Strong" w:uiPriority="22" w:semiHidden="0" w:unhideWhenUsed="0" w:qFormat="1"/>
+    <w:lsdException w:name="Emphasis" w:uiPriority="20" w:semiHidden="0" w:unhideWhenUsed="0" w:qFormat="1"/>
+    <w:lsdException w:name="Table Grid" w:uiPriority="59" w:semiHidden="0" w:unhideWhenUsed="0"/>
     <w:lsdException w:name="Placeholder Text" w:unhideWhenUsed="0"/>
-    <w:lsdException w:name="No Spacing" w:semiHidden="0" w:uiPriority="1" w:unhideWhenUsed="0" w:qFormat="1"/>
-    <w:lsdException w:name="Light Shading" w:semiHidden="0" w:uiPriority="60" w:unhideWhenUsed="0"/>
-    <w:lsdException w:name="Light List" w:semiHidden="0" w:uiPriority="61" w:unhideWhenUsed="0"/>
-    <w:lsdException w:name="Light Grid" w:semiHidden="0" w:uiPriority="62" w:unhideWhenUsed="0"/>
-    <w:lsdException w:name="Medium Shading 1" w:semiHidden="0" w:uiPriority="63" w:unhideWhenUsed="0"/>
-    <w:lsdException w:name="Medium Shading 2" w:semiHidden="0" w:uiPriority="64" w:unhideWhenUsed="0"/>
-    <w:lsdException w:name="Medium List 1" w:semiHidden="0" w:uiPriority="65" w:unhideWhenUsed="0"/>
-    <w:lsdException w:name="Medium List 2" w:semiHidden="0" w:uiPriority="66" w:unhideWhenUsed="0"/>
-    <w:lsdException w:name="Medium Grid 1" w:semiHidden="0" w:uiPriority="67" w:unhideWhenUsed="0"/>
-    <w:lsdException w:name="Medium Grid 2" w:semiHidden="0" w:uiPriority="68" w:unhideWhenUsed="0"/>
-    <w:lsdException w:name="Medium Grid 3" w:semiHidden="0" w:uiPriority="69" w:unhideWhenUsed="0"/>
-    <w:lsdException w:name="Dark List" w:semiHidden="0" w:uiPriority="70" w:unhideWhenUsed="0"/>
-    <w:lsdException w:name="Colorful Shading" w:semiHidden="0" w:uiPriority="71" w:unhideWhenUsed="0"/>
-    <w:lsdException w:name="Colorful List" w:semiHidden="0" w:uiPriority="72" w:unhideWhenUsed="0"/>
-    <w:lsdException w:name="Colorful Grid" w:semiHidden="0" w:uiPriority="73" w:unhideWhenUsed="0"/>
-    <w:lsdException w:name="Light Shading Accent 1" w:semiHidden="0" w:uiPriority="60" w:unhideWhenUsed="0"/>
-    <w:lsdException w:name="Light List Accent 1" w:semiHidden="0" w:uiPriority="61" w:unhideWhenUsed="0"/>
-    <w:lsdException w:name="Light Grid Accent 1" w:semiHidden="0" w:uiPriority="62" w:unhideWhenUsed="0"/>
-    <w:lsdException w:name="Medium Shading 1 Accent 1" w:semiHidden="0" w:uiPriority="63" w:unhideWhenUsed="0"/>
-    <w:lsdException w:name="Medium Shading 2 Accent 1" w:semiHidden="0" w:uiPriority="64" w:unhideWhenUsed="0"/>
-    <w:lsdException w:name="Medium List 1 Accent 1" w:semiHidden="0" w:uiPriority="65" w:unhideWhenUsed="0"/>
+    <w:lsdException w:name="No Spacing" w:uiPriority="1" w:semiHidden="0" w:unhideWhenUsed="0" w:qFormat="1"/>
+    <w:lsdException w:name="Light Shading" w:uiPriority="60" w:semiHidden="0" w:unhideWhenUsed="0"/>
+    <w:lsdException w:name="Light List" w:uiPriority="61" w:semiHidden="0" w:unhideWhenUsed="0"/>
+    <w:lsdException w:name="Light Grid" w:uiPriority="62" w:semiHidden="0" w:unhideWhenUsed="0"/>
+    <w:lsdException w:name="Medium Shading 1" w:uiPriority="63" w:semiHidden="0" w:unhideWhenUsed="0"/>
+    <w:lsdException w:name="Medium Shading 2" w:uiPriority="64" w:semiHidden="0" w:unhideWhenUsed="0"/>
+    <w:lsdException w:name="Medium List 1" w:uiPriority="65" w:semiHidden="0" w:unhideWhenUsed="0"/>
+    <w:lsdException w:name="Medium List 2" w:uiPriority="66" w:semiHidden="0" w:unhideWhenUsed="0"/>
+    <w:lsdException w:name="Medium Grid 1" w:uiPriority="67" w:semiHidden="0" w:unhideWhenUsed="0"/>
+    <w:lsdException w:name="Medium Grid 2" w:uiPriority="68" w:semiHidden="0" w:unhideWhenUsed="0"/>
+    <w:lsdException w:name="Medium Grid 3" w:uiPriority="69" w:semiHidden="0" w:unhideWhenUsed="0"/>
+    <w:lsdException w:name="Dark List" w:uiPriority="70" w:semiHidden="0" w:unhideWhenUsed="0"/>
+    <w:lsdException w:name="Colorful Shading" w:uiPriority="71" w:semiHidden="0" w:unhideWhenUsed="0"/>
+    <w:lsdException w:name="Colorful List" w:uiPriority="72" w:semiHidden="0" w:unhideWhenUsed="0"/>
+    <w:lsdException w:name="Colorful Grid" w:uiPriority="73" w:semiHidden="0" w:unhideWhenUsed="0"/>
+    <w:lsdException w:name="Light Shading Accent 1" w:uiPriority="60" w:semiHidden="0" w:unhideWhenUsed="0"/>
+    <w:lsdException w:name="Light List Accent 1" w:uiPriority="61" w:semiHidden="0" w:unhideWhenUsed="0"/>
+    <w:lsdException w:name="Light Grid Accent 1" w:uiPriority="62" w:semiHidden="0" w:unhideWhenUsed="0"/>
+    <w:lsdException w:name="Medium Shading 1 Accent 1" w:uiPriority="63" w:semiHidden="0" w:unhideWhenUsed="0"/>
+    <w:lsdException w:name="Medium Shading 2 Accent 1" w:uiPriority="64" w:semiHidden="0" w:unhideWhenUsed="0"/>
+    <w:lsdException w:name="Medium List 1 Accent 1" w:uiPriority="65" w:semiHidden="0" w:unhideWhenUsed="0"/>
     <w:lsdException w:name="Revision" w:unhideWhenUsed="0"/>
-    <w:lsdException w:name="List Paragraph" w:semiHidden="0" w:uiPriority="34" w:unhideWhenUsed="0" w:qFormat="1"/>
-    <w:lsdException w:name="Quote" w:semiHidden="0" w:uiPriority="29" w:unhideWhenUsed="0" w:qFormat="1"/>
-    <w:lsdException w:name="Intense Quote" w:semiHidden="0" w:uiPriority="30" w:unhideWhenUsed="0" w:qFormat="1"/>
-    <w:lsdException w:name="Medium List 2 Accent 1" w:semiHidden="0" w:uiPriority="66" w:unhideWhenUsed="0"/>
-    <w:lsdException w:name="Medium Grid 1 Accent 1" w:semiHidden="0" w:uiPriority="67" w:unhideWhenUsed="0"/>
-    <w:lsdException w:name="Medium Grid 2 Accent 1" w:semiHidden="0" w:uiPriority="68" w:unhideWhenUsed="0"/>
-    <w:lsdException w:name="Medium Grid 3 Accent 1" w:semiHidden="0" w:uiPriority="69" w:unhideWhenUsed="0"/>
-    <w:lsdException w:name="Dark List Accent 1" w:semiHidden="0" w:uiPriority="70" w:unhideWhenUsed="0"/>
-    <w:lsdException w:name="Colorful Shading Accent 1" w:semiHidden="0" w:uiPriority="71" w:unhideWhenUsed="0"/>
-    <w:lsdException w:name="Colorful List Accent 1" w:semiHidden="0" w:uiPriority="72" w:unhideWhenUsed="0"/>
-    <w:lsdException w:name="Colorful Grid Accent 1" w:semiHidden="0" w:uiPriority="73" w:unhideWhenUsed="0"/>
-    <w:lsdException w:name="Light Shading Accent 2" w:semiHidden="0" w:uiPriority="60" w:unhideWhenUsed="0"/>
-    <w:lsdException w:name="Light List Accent 2" w:semiHidden="0" w:uiPriority="61" w:unhideWhenUsed="0"/>
-    <w:lsdException w:name="Light Grid Accent 2" w:semiHidden="0" w:uiPriority="62" w:unhideWhenUsed="0"/>
-    <w:lsdException w:name="Medium Shading 1 Accent 2" w:semiHidden="0" w:uiPriority="63" w:unhideWhenUsed="0"/>
-    <w:lsdException w:name="Medium Shading 2 Accent 2" w:semiHidden="0" w:uiPriority="64" w:unhideWhenUsed="0"/>
-    <w:lsdException w:name="Medium List 1 Accent 2" w:semiHidden="0" w:uiPriority="65" w:unhideWhenUsed="0"/>
-    <w:lsdException w:name="Medium List 2 Accent 2" w:semiHidden="0" w:uiPriority="66" w:unhideWhenUsed="0"/>
-    <w:lsdException w:name="Medium Grid 1 Accent 2" w:semiHidden="0" w:uiPriority="67" w:unhideWhenUsed="0"/>
-    <w:lsdException w:name="Medium Grid 2 Accent 2" w:semiHidden="0" w:uiPriority="68" w:unhideWhenUsed="0"/>
-    <w:lsdException w:name="Medium Grid 3 Accent 2" w:semiHidden="0" w:uiPriority="69" w:unhideWhenUsed="0"/>
-    <w:lsdException w:name="Dark List Accent 2" w:semiHidden="0" w:uiPriority="70" w:unhideWhenUsed="0"/>
-    <w:lsdException w:name="Colorful Shading Accent 2" w:semiHidden="0" w:uiPriority="71" w:unhideWhenUsed="0"/>
-    <w:lsdException w:name="Colorful List Accent 2" w:semiHidden="0" w:uiPriority="72" w:unhideWhenUsed="0"/>
-    <w:lsdException w:name="Colorful Grid Accent 2" w:semiHidden="0" w:uiPriority="73" w:unhideWhenUsed="0"/>
-    <w:lsdException w:name="Light Shading Accent 3" w:semiHidden="0" w:uiPriority="60" w:unhideWhenUsed="0"/>
-    <w:lsdException w:name="Light List Accent 3" w:semiHidden="0" w:uiPriority="61" w:unhideWhenUsed="0"/>
-    <w:lsdException w:name="Light Grid Accent 3" w:semiHidden="0" w:uiPriority="62" w:unhideWhenUsed="0"/>
-    <w:lsdException w:name="Medium Shading 1 Accent 3" w:semiHidden="0" w:uiPriority="63" w:unhideWhenUsed="0"/>
-    <w:lsdException w:name="Medium Shading 2 Accent 3" w:semiHidden="0" w:uiPriority="64" w:unhideWhenUsed="0"/>
-    <w:lsdException w:name="Medium List 1 Accent 3" w:semiHidden="0" w:uiPriority="65" w:unhideWhenUsed="0"/>
-    <w:lsdException w:name="Medium List 2 Accent 3" w:semiHidden="0" w:uiPriority="66" w:unhideWhenUsed="0"/>
-    <w:lsdException w:name="Medium Grid 1 Accent 3" w:semiHidden="0" w:uiPriority="67" w:unhideWhenUsed="0"/>
-    <w:lsdException w:name="Medium Grid 2 Accent 3" w:semiHidden="0" w:uiPriority="68" w:unhideWhenUsed="0"/>
-    <w:lsdException w:name="Medium Grid 3 Accent 3" w:semiHidden="0" w:uiPriority="69" w:unhideWhenUsed="0"/>
-    <w:lsdException w:name="Dark List Accent 3" w:semiHidden="0" w:uiPriority="70" w:unhideWhenUsed="0"/>
-    <w:lsdException w:name="Colorful Shading Accent 3" w:semiHidden="0" w:uiPriority="71" w:unhideWhenUsed="0"/>
-    <w:lsdException w:name="Colorful List Accent 3" w:semiHidden="0" w:uiPriority="72" w:unhideWhenUsed="0"/>
-    <w:lsdException w:name="Colorful Grid Accent 3" w:semiHidden="0" w:uiPriority="73" w:unhideWhenUsed="0"/>
-    <w:lsdException w:name="Light Shading Accent 4" w:semiHidden="0" w:uiPriority="60" w:unhideWhenUsed="0"/>
-    <w:lsdException w:name="Light List Accent 4" w:semiHidden="0" w:uiPriority="61" w:unhideWhenUsed="0"/>
-    <w:lsdException w:name="Light Grid Accent 4" w:semiHidden="0" w:uiPriority="62" w:unhideWhenUsed="0"/>
-    <w:lsdException w:name="Medium Shading 1 Accent 4" w:semiHidden="0" w:uiPriority="63" w:unhideWhenUsed="0"/>
-    <w:lsdException w:name="Medium Shading 2 Accent 4" w:semiHidden="0" w:uiPriority="64" w:unhideWhenUsed="0"/>
-    <w:lsdException w:name="Medium List 1 Accent 4" w:semiHidden="0" w:uiPriority="65" w:unhideWhenUsed="0"/>
-    <w:lsdException w:name="Medium List 2 Accent 4" w:semiHidden="0" w:uiPriority="66" w:unhideWhenUsed="0"/>
-    <w:lsdException w:name="Medium Grid 1 Accent 4" w:semiHidden="0" w:uiPriority="67" w:unhideWhenUsed="0"/>
-    <w:lsdException w:name="Medium Grid 2 Accent 4" w:semiHidden="0" w:uiPriority="68" w:unhideWhenUsed="0"/>
-    <w:lsdException w:name="Medium Grid 3 Accent 4" w:semiHidden="0" w:uiPriority="69" w:unhideWhenUsed="0"/>
-    <w:lsdException w:name="Dark List Accent 4" w:semiHidden="0" w:uiPriority="70" w:unhideWhenUsed="0"/>
-    <w:lsdException w:name="Colorful Shading Accent 4" w:semiHidden="0" w:uiPriority="71" w:unhideWhenUsed="0"/>
-    <w:lsdException w:name="Colorful List Accent 4" w:semiHidden="0" w:uiPriority="72" w:unhideWhenUsed="0"/>
-    <w:lsdException w:name="Colorful Grid Accent 4" w:semiHidden="0" w:uiPriority="73" w:unhideWhenUsed="0"/>
-    <w:lsdException w:name="Light Shading Accent 5" w:semiHidden="0" w:uiPriority="60" w:unhideWhenUsed="0"/>
-    <w:lsdException w:name="Light List Accent 5" w:semiHidden="0" w:uiPriority="61" w:unhideWhenUsed="0"/>
-    <w:lsdException w:name="Light Grid Accent 5" w:semiHidden="0" w:uiPriority="62" w:unhideWhenUsed="0"/>
-    <w:lsdException w:name="Medium Shading 1 Accent 5" w:semiHidden="0" w:uiPriority="63" w:unhideWhenUsed="0"/>
-    <w:lsdException w:name="Medium Shading 2 Accent 5" w:semiHidden="0" w:uiPriority="64" w:unhideWhenUsed="0"/>
-    <w:lsdException w:name="Medium List 1 Accent 5" w:semiHidden="0" w:uiPriority="65" w:unhideWhenUsed="0"/>
-    <w:lsdException w:name="Medium List 2 Accent 5" w:semiHidden="0" w:uiPriority="66" w:unhideWhenUsed="0"/>
-    <w:lsdException w:name="Medium Grid 1 Accent 5" w:semiHidden="0" w:uiPriority="67" w:unhideWhenUsed="0"/>
-    <w:lsdException w:name="Medium Grid 2 Accent 5" w:semiHidden="0" w:uiPriority="68" w:unhideWhenUsed="0"/>
-    <w:lsdException w:name="Medium Grid 3 Accent 5" w:semiHidden="0" w:uiPriority="69" w:unhideWhenUsed="0"/>
-    <w:lsdException w:name="Dark List Accent 5" w:semiHidden="0" w:uiPriority="70" w:unhideWhenUsed="0"/>
-    <w:lsdException w:name="Colorful Shading Accent 5" w:semiHidden="0" w:uiPriority="71" w:unhideWhenUsed="0"/>
-    <w:lsdException w:name="Colorful List Accent 5" w:semiHidden="0" w:uiPriority="72" w:unhideWhenUsed="0"/>
-    <w:lsdException w:name="Colorful Grid Accent 5" w:semiHidden="0" w:uiPriority="73" w:unhideWhenUsed="0"/>
-    <w:lsdException w:name="Light Shading Accent 6" w:semiHidden="0" w:uiPriority="60" w:unhideWhenUsed="0"/>
-    <w:lsdException w:name="Light List Accent 6" w:semiHidden="0" w:uiPriority="61" w:unhideWhenUsed="0"/>
-    <w:lsdException w:name="Light Grid Accent 6" w:semiHidden="0" w:uiPriority="62" w:unhideWhenUsed="0"/>
-    <w:lsdException w:name="Medium Shading 1 Accent 6" w:semiHidden="0" w:uiPriority="63" w:unhideWhenUsed="0"/>
-    <w:lsdException w:name="Medium Shading 2 Accent 6" w:semiHidden="0" w:uiPriority="64" w:unhideWhenUsed="0"/>
-    <w:lsdException w:name="Medium List 1 Accent 6" w:semiHidden="0" w:uiPriority="65" w:unhideWhenUsed="0"/>
-    <w:lsdException w:name="Medium List 2 Accent 6" w:semiHidden="0" w:uiPriority="66" w:unhideWhenUsed="0"/>
-    <w:lsdException w:name="Medium Grid 1 Accent 6" w:semiHidden="0" w:uiPriority="67" w:unhideWhenUsed="0"/>
-    <w:lsdException w:name="Medium Grid 2 Accent 6" w:semiHidden="0" w:uiPriority="68" w:unhideWhenUsed="0"/>
-    <w:lsdException w:name="Medium Grid 3 Accent 6" w:semiHidden="0" w:uiPriority="69" w:unhideWhenUsed="0"/>
-    <w:lsdException w:name="Dark List Accent 6" w:semiHidden="0" w:uiPriority="70" w:unhideWhenUsed="0"/>
-    <w:lsdException w:name="Colorful Shading Accent 6" w:semiHidden="0" w:uiPriority="71" w:unhideWhenUsed="0"/>
-    <w:lsdException w:name="Colorful List Accent 6" w:semiHidden="0" w:uiPriority="72" w:unhideWhenUsed="0"/>
-    <w:lsdException w:name="Colorful Grid Accent 6" w:semiHidden="0" w:uiPriority="73" w:unhideWhenUsed="0"/>
-    <w:lsdException w:name="Subtle Emphasis" w:semiHidden="0" w:uiPriority="19" w:unhideWhenUsed="0" w:qFormat="1"/>
-    <w:lsdException w:name="Intense Emphasis" w:semiHidden="0" w:uiPriority="21" w:unhideWhenUsed="0" w:qFormat="1"/>
-    <w:lsdException w:name="Subtle Reference" w:semiHidden="0" w:uiPriority="31" w:unhideWhenUsed="0" w:qFormat="1"/>
-    <w:lsdException w:name="Intense Reference" w:semiHidden="0" w:uiPriority="32" w:unhideWhenUsed="0" w:qFormat="1"/>
-    <w:lsdException w:name="Book Title" w:semiHidden="0" w:uiPriority="33" w:unhideWhenUsed="0" w:qFormat="1"/>
+    <w:lsdException w:name="List Paragraph" w:uiPriority="34" w:semiHidden="0" w:unhideWhenUsed="0" w:qFormat="1"/>
+    <w:lsdException w:name="Quote" w:uiPriority="29" w:semiHidden="0" w:unhideWhenUsed="0" w:qFormat="1"/>
+    <w:lsdException w:name="Intense Quote" w:uiPriority="30" w:semiHidden="0" w:unhideWhenUsed="0" w:qFormat="1"/>
+    <w:lsdException w:name="Medium List 2 Accent 1" w:uiPriority="66" w:semiHidden="0" w:unhideWhenUsed="0"/>
+    <w:lsdException w:name="Medium Grid 1 Accent 1" w:uiPriority="67" w:semiHidden="0" w:unhideWhenUsed="0"/>
+    <w:lsdException w:name="Medium Grid 2 Accent 1" w:uiPriority="68" w:semiHidden="0" w:unhideWhenUsed="0"/>
+    <w:lsdException w:name="Medium Grid 3 Accent 1" w:uiPriority="69" w:semiHidden="0" w:unhideWhenUsed="0"/>
+    <w:lsdException w:name="Dark List Accent 1" w:uiPriority="70" w:semiHidden="0" w:unhideWhenUsed="0"/>
+    <w:lsdException w:name="Colorful Shading Accent 1" w:uiPriority="71" w:semiHidden="0" w:unhideWhenUsed="0"/>
+    <w:lsdException w:name="Colorful List Accent 1" w:uiPriority="72" w:semiHidden="0" w:unhideWhenUsed="0"/>
+    <w:lsdException w:name="Colorful Grid Accent 1" w:uiPriority="73" w:semiHidden="0" w:unhideWhenUsed="0"/>
+    <w:lsdException w:name="Light Shading Accent 2" w:uiPriority="60" w:semiHidden="0" w:unhideWhenUsed="0"/>
+    <w:lsdException w:name="Light List Accent 2" w:uiPriority="61" w:semiHidden="0" w:unhideWhenUsed="0"/>
+    <w:lsdException w:name="Light Grid Accent 2" w:uiPriority="62" w:semiHidden="0" w:unhideWhenUsed="0"/>
+    <w:lsdException w:name="Medium Shading 1 Accent 2" w:uiPriority="63" w:semiHidden="0" w:unhideWhenUsed="0"/>
+    <w:lsdException w:name="Medium Shading 2 Accent 2" w:uiPriority="64" w:semiHidden="0" w:unhideWhenUsed="0"/>
+    <w:lsdException w:name="Medium List 1 Accent 2" w:uiPriority="65" w:semiHidden="0" w:unhideWhenUsed="0"/>
+    <w:lsdException w:name="Medium List 2 Accent 2" w:uiPriority="66" w:semiHidden="0" w:unhideWhenUsed="0"/>
+    <w:lsdException w:name="Medium Grid 1 Accent 2" w:uiPriority="67" w:semiHidden="0" w:unhideWhenUsed="0"/>
+    <w:lsdException w:name="Medium Grid 2 Accent 2" w:uiPriority="68" w:semiHidden="0" w:unhideWhenUsed="0"/>
+    <w:lsdException w:name="Medium Grid 3 Accent 2" w:uiPriority="69" w:semiHidden="0" w:unhideWhenUsed="0"/>
+    <w:lsdException w:name="Dark List Accent 2" w:uiPriority="70" w:semiHidden="0" w:unhideWhenUsed="0"/>
+    <w:lsdException w:name="Colorful Shading Accent 2" w:uiPriority="71" w:semiHidden="0" w:unhideWhenUsed="0"/>
+    <w:lsdException w:name="Colorful List Accent 2" w:uiPriority="72" w:semiHidden="0" w:unhideWhenUsed="0"/>
+    <w:lsdException w:name="Colorful Grid Accent 2" w:uiPriority="73" w:semiHidden="0" w:unhideWhenUsed="0"/>
+    <w:lsdException w:name="Light Shading Accent 3" w:uiPriority="60" w:semiHidden="0" w:unhideWhenUsed="0"/>
+    <w:lsdException w:name="Light List Accent 3" w:uiPriority="61" w:semiHidden="0" w:unhideWhenUsed="0"/>
+    <w:lsdException w:name="Light Grid Accent 3" w:uiPriority="62" w:semiHidden="0" w:unhideWhenUsed="0"/>
+    <w:lsdException w:name="Medium Shading 1 Accent 3" w:uiPriority="63" w:semiHidden="0" w:unhideWhenUsed="0"/>
+    <w:lsdException w:name="Medium Shading 2 Accent 3" w:uiPriority="64" w:semiHidden="0" w:unhideWhenUsed="0"/>
+    <w:lsdException w:name="Medium List 1 Accent 3" w:uiPriority="65" w:semiHidden="0" w:unhideWhenUsed="0"/>
+    <w:lsdException w:name="Medium List 2 Accent 3" w:uiPriority="66" w:semiHidden="0" w:unhideWhenUsed="0"/>
+    <w:lsdException w:name="Medium Grid 1 Accent 3" w:uiPriority="67" w:semiHidden="0" w:unhideWhenUsed="0"/>
+    <w:lsdException w:name="Medium Grid 2 Accent 3" w:uiPriority="68" w:semiHidden="0" w:unhideWhenUsed="0"/>
+    <w:lsdException w:name="Medium Grid 3 Accent 3" w:uiPriority="69" w:semiHidden="0" w:unhideWhenUsed="0"/>
+    <w:lsdException w:name="Dark List Accent 3" w:uiPriority="70" w:semiHidden="0" w:unhideWhenUsed="0"/>
+    <w:lsdException w:name="Colorful Shading Accent 3" w:uiPriority="71" w:semiHidden="0" w:unhideWhenUsed="0"/>
+    <w:lsdException w:name="Colorful List Accent 3" w:uiPriority="72" w:semiHidden="0" w:unhideWhenUsed="0"/>
+    <w:lsdException w:name="Colorful Grid Accent 3" w:uiPriority="73" w:semiHidden="0" w:unhideWhenUsed="0"/>
+    <w:lsdException w:name="Light Shading Accent 4" w:uiPriority="60" w:semiHidden="0" w:unhideWhenUsed="0"/>
+    <w:lsdException w:name="Light List Accent 4" w:uiPriority="61" w:semiHidden="0" w:unhideWhenUsed="0"/>
+    <w:lsdException w:name="Light Grid Accent 4" w:uiPriority="62" w:semiHidden="0" w:unhideWhenUsed="0"/>
+    <w:lsdException w:name="Medium Shading 1 Accent 4" w:uiPriority="63" w:semiHidden="0" w:unhideWhenUsed="0"/>
+    <w:lsdException w:name="Medium Shading 2 Accent 4" w:uiPriority="64" w:semiHidden="0" w:unhideWhenUsed="0"/>
+    <w:lsdException w:name="Medium List 1 Accent 4" w:uiPriority="65" w:semiHidden="0" w:unhideWhenUsed="0"/>
+    <w:lsdException w:name="Medium List 2 Accent 4" w:uiPriority="66" w:semiHidden="0" w:unhideWhenUsed="0"/>
+    <w:lsdException w:name="Medium Grid 1 Accent 4" w:uiPriority="67" w:semiHidden="0" w:unhideWhenUsed="0"/>
+    <w:lsdException w:name="Medium Grid 2 Accent 4" w:uiPriority="68" w:semiHidden="0" w:unhideWhenUsed="0"/>
+    <w:lsdException w:name="Medium Grid 3 Accent 4" w:uiPriority="69" w:semiHidden="0" w:unhideWhenUsed="0"/>
+    <w:lsdException w:name="Dark List Accent 4" w:uiPriority="70" w:semiHidden="0" w:unhideWhenUsed="0"/>
+    <w:lsdException w:name="Colorful Shading Accent 4" w:uiPriority="71" w:semiHidden="0" w:unhideWhenUsed="0"/>
+    <w:lsdException w:name="Colorful List Accent 4" w:uiPriority="72" w:semiHidden="0" w:unhideWhenUsed="0"/>
+    <w:lsdException w:name="Colorful Grid Accent 4" w:uiPriority="73" w:semiHidden="0" w:unhideWhenUsed="0"/>
+    <w:lsdException w:name="Light Shading Accent 5" w:uiPriority="60" w:semiHidden="0" w:unhideWhenUsed="0"/>
+    <w:lsdException w:name="Light List Accent 5" w:uiPriority="61" w:semiHidden="0" w:unhideWhenUsed="0"/>
+    <w:lsdException w:name="Light Grid Accent 5" w:uiPriority="62" w:semiHidden="0" w:unhideWhenUsed="0"/>
+    <w:lsdException w:name="Medium Shading 1 Accent 5" w:uiPriority="63" w:semiHidden="0" w:unhideWhenUsed="0"/>
+    <w:lsdException w:name="Medium Shading 2 Accent 5" w:uiPriority="64" w:semiHidden="0" w:unhideWhenUsed="0"/>
+    <w:lsdException w:name="Medium List 1 Accent 5" w:uiPriority="65" w:semiHidden="0" w:unhideWhenUsed="0"/>
+    <w:lsdException w:name="Medium List 2 Accent 5" w:uiPriority="66" w:semiHidden="0" w:unhideWhenUsed="0"/>
+    <w:lsdException w:name="Medium Grid 1 Accent 5" w:uiPriority="67" w:semiHidden="0" w:unhideWhenUsed="0"/>
+    <w:lsdException w:name="Medium Grid 2 Accent 5" w:uiPriority="68" w:semiHidden="0" w:unhideWhenUsed="0"/>
+    <w:lsdException w:name="Medium Grid 3 Accent 5" w:uiPriority="69" w:semiHidden="0" w:unhideWhenUsed="0"/>
+    <w:lsdException w:name="Dark List Accent 5" w:uiPriority="70" w:semiHidden="0" w:unhideWhenUsed="0"/>
+    <w:lsdException w:name="Colorful Shading Accent 5" w:uiPriority="71" w:semiHidden="0" w:unhideWhenUsed="0"/>
+    <w:lsdException w:name="Colorful List Accent 5" w:uiPriority="72" w:semiHidden="0" w:unhideWhenUsed="0"/>
+    <w:lsdException w:name="Colorful Grid Accent 5" w:uiPriority="73" w:semiHidden="0" w:unhideWhenUsed="0"/>
+    <w:lsdException w:name="Light Shading Accent 6" w:uiPriority="60" w:semiHidden="0" w:unhideWhenUsed="0"/>
+    <w:lsdException w:name="Light List Accent 6" w:uiPriority="61" w:semiHidden="0" w:unhideWhenUsed="0"/>
+    <w:lsdException w:name="Light Grid Accent 6" w:uiPriority="62" w:semiHidden="0" w:unhideWhenUsed="0"/>
+    <w:lsdException w:name="Medium Shading 1 Accent 6" w:uiPriority="63" w:semiHidden="0" w:unhideWhenUsed="0"/>
+    <w:lsdException w:name="Medium Shading 2 Accent 6" w:uiPriority="64" w:semiHidden="0" w:unhideWhenUsed="0"/>
+    <w:lsdException w:name="Medium List 1 Accent 6" w:uiPriority="65" w:semiHidden="0" w:unhideWhenUsed="0"/>
+    <w:lsdException w:name="Medium List 2 Accent 6" w:uiPriority="66" w:semiHidden="0" w:unhideWhenUsed="0"/>
+    <w:lsdException w:name="Medium Grid 1 Accent 6" w:uiPriority="67" w:semiHidden="0" w:unhideWhenUsed="0"/>
+    <w:lsdException w:name="Medium Grid 2 Accent 6" w:uiPriority="68" w:semiHidden="0" w:unhideWhenUsed="0"/>
+    <w:lsdException w:name="Medium Grid 3 Accent 6" w:uiPriority="69" w:semiHidden="0" w:unhideWhenUsed="0"/>
+    <w:lsdException w:name="Dark List Accent 6" w:uiPriority="70" w:semiHidden="0" w:unhideWhenUsed="0"/>
+    <w:lsdException w:name="Colorful Shading Accent 6" w:uiPriority="71" w:semiHidden="0" w:unhideWhenUsed="0"/>
+    <w:lsdException w:name="Colorful List Accent 6" w:uiPriority="72" w:semiHidden="0" w:unhideWhenUsed="0"/>
+    <w:lsdException w:name="Colorful Grid Accent 6" w:uiPriority="73" w:semiHidden="0" w:unhideWhenUsed="0"/>
+    <w:lsdException w:name="Subtle Emphasis" w:uiPriority="19" w:semiHidden="0" w:unhideWhenUsed="0" w:qFormat="1"/>
+    <w:lsdException w:name="Intense Emphasis" w:uiPriority="21" w:semiHidden="0" w:unhideWhenUsed="0" w:qFormat="1"/>
+    <w:lsdException w:name="Subtle Reference" w:uiPriority="31" w:semiHidden="0" w:unhideWhenUsed="0" w:qFormat="1"/>
+    <w:lsdException w:name="Intense Reference" w:uiPriority="32" w:semiHidden="0" w:unhideWhenUsed="0" w:qFormat="1"/>
+    <w:lsdException w:name="Book Title" w:uiPriority="33" w:semiHidden="0" w:unhideWhenUsed="0" w:qFormat="1"/>
     <w:lsdException w:name="Bibliography" w:uiPriority="37"/>
     <w:lsdException w:name="TOC Heading" w:uiPriority="39" w:qFormat="1"/>
   </w:latentStyles>
-  <w:style w:type="paragraph" w:default="1" w:styleId="Normal">
+  <w:style w:type="paragraph" w:styleId="Normal" w:default="1">
     <w:name w:val="Normal"/>
     <w:qFormat/>
     <w:rsid w:val="00B41285"/>
@@ -2035,7 +2012,7 @@
       <w:outlineLvl w:val="0"/>
     </w:pPr>
     <w:rPr>
-      <w:rFonts w:asciiTheme="majorHAnsi" w:eastAsiaTheme="majorEastAsia" w:hAnsiTheme="majorHAnsi" w:cstheme="majorBidi"/>
+      <w:rFonts w:asciiTheme="majorHAnsi" w:hAnsiTheme="majorHAnsi" w:eastAsiaTheme="majorEastAsia" w:cstheme="majorBidi"/>
       <w:bCs/>
       <w:color w:val="E54721" w:themeColor="accent1"/>
       <w:spacing w:val="20"/>
@@ -2084,7 +2061,7 @@
       <w:outlineLvl w:val="2"/>
     </w:pPr>
     <w:rPr>
-      <w:rFonts w:asciiTheme="majorHAnsi" w:eastAsiaTheme="majorEastAsia" w:hAnsiTheme="majorHAnsi" w:cstheme="majorBidi"/>
+      <w:rFonts w:asciiTheme="majorHAnsi" w:hAnsiTheme="majorHAnsi" w:eastAsiaTheme="majorEastAsia" w:cstheme="majorBidi"/>
       <w:bCs/>
       <w:color w:val="474822" w:themeColor="text2"/>
       <w:spacing w:val="14"/>
@@ -2134,7 +2111,7 @@
       <w:outlineLvl w:val="4"/>
     </w:pPr>
     <w:rPr>
-      <w:rFonts w:asciiTheme="majorHAnsi" w:eastAsiaTheme="majorEastAsia" w:hAnsiTheme="majorHAnsi" w:cstheme="majorBidi"/>
+      <w:rFonts w:asciiTheme="majorHAnsi" w:hAnsiTheme="majorHAnsi" w:eastAsiaTheme="majorEastAsia" w:cstheme="majorBidi"/>
       <w:color w:val="000000"/>
       <w:sz w:val="22"/>
     </w:rPr>
@@ -2156,7 +2133,7 @@
       <w:outlineLvl w:val="5"/>
     </w:pPr>
     <w:rPr>
-      <w:rFonts w:asciiTheme="majorHAnsi" w:eastAsiaTheme="majorEastAsia" w:hAnsiTheme="majorHAnsi" w:cstheme="majorBidi"/>
+      <w:rFonts w:asciiTheme="majorHAnsi" w:hAnsiTheme="majorHAnsi" w:eastAsiaTheme="majorEastAsia" w:cstheme="majorBidi"/>
       <w:iCs/>
       <w:color w:val="E54721" w:themeColor="accent1"/>
       <w:sz w:val="22"/>
@@ -2179,7 +2156,7 @@
       <w:outlineLvl w:val="6"/>
     </w:pPr>
     <w:rPr>
-      <w:rFonts w:asciiTheme="majorHAnsi" w:eastAsiaTheme="majorEastAsia" w:hAnsiTheme="majorHAnsi" w:cstheme="majorBidi"/>
+      <w:rFonts w:asciiTheme="majorHAnsi" w:hAnsiTheme="majorHAnsi" w:eastAsiaTheme="majorEastAsia" w:cstheme="majorBidi"/>
       <w:i/>
       <w:iCs/>
       <w:color w:val="000000"/>
@@ -2203,7 +2180,7 @@
       <w:outlineLvl w:val="7"/>
     </w:pPr>
     <w:rPr>
-      <w:rFonts w:asciiTheme="majorHAnsi" w:eastAsiaTheme="majorEastAsia" w:hAnsiTheme="majorHAnsi" w:cstheme="majorBidi"/>
+      <w:rFonts w:asciiTheme="majorHAnsi" w:hAnsiTheme="majorHAnsi" w:eastAsiaTheme="majorEastAsia" w:cstheme="majorBidi"/>
       <w:color w:val="000000"/>
       <w:sz w:val="20"/>
       <w:szCs w:val="20"/>
@@ -2226,7 +2203,7 @@
       <w:outlineLvl w:val="8"/>
     </w:pPr>
     <w:rPr>
-      <w:rFonts w:asciiTheme="majorHAnsi" w:eastAsiaTheme="majorEastAsia" w:hAnsiTheme="majorHAnsi" w:cstheme="majorBidi"/>
+      <w:rFonts w:asciiTheme="majorHAnsi" w:hAnsiTheme="majorHAnsi" w:eastAsiaTheme="majorEastAsia" w:cstheme="majorBidi"/>
       <w:i/>
       <w:iCs/>
       <w:color w:val="000000"/>
@@ -2234,13 +2211,13 @@
       <w:szCs w:val="20"/>
     </w:rPr>
   </w:style>
-  <w:style w:type="character" w:default="1" w:styleId="DefaultParagraphFont">
+  <w:style w:type="character" w:styleId="DefaultParagraphFont" w:default="1">
     <w:name w:val="Default Paragraph Font"/>
     <w:uiPriority w:val="1"/>
     <w:semiHidden/>
     <w:unhideWhenUsed/>
   </w:style>
-  <w:style w:type="table" w:default="1" w:styleId="TableNormal">
+  <w:style w:type="table" w:styleId="TableNormal" w:default="1">
     <w:name w:val="Normal Table"/>
     <w:uiPriority w:val="99"/>
     <w:semiHidden/>
@@ -2255,7 +2232,7 @@
       </w:tblCellMar>
     </w:tblPr>
   </w:style>
-  <w:style w:type="numbering" w:default="1" w:styleId="NoList">
+  <w:style w:type="numbering" w:styleId="NoList" w:default="1">
     <w:name w:val="No List"/>
     <w:uiPriority w:val="99"/>
     <w:semiHidden/>
@@ -2276,7 +2253,7 @@
       <w:spacing w:after="0" w:line="240" w:lineRule="auto"/>
     </w:pPr>
   </w:style>
-  <w:style w:type="character" w:customStyle="1" w:styleId="HeaderChar">
+  <w:style w:type="character" w:styleId="HeaderChar" w:customStyle="1">
     <w:name w:val="Header Char"/>
     <w:basedOn w:val="DefaultParagraphFont"/>
     <w:link w:val="Header"/>
@@ -2298,7 +2275,7 @@
       <w:spacing w:after="0" w:line="240" w:lineRule="auto"/>
     </w:pPr>
   </w:style>
-  <w:style w:type="character" w:customStyle="1" w:styleId="FooterChar">
+  <w:style w:type="character" w:styleId="FooterChar" w:customStyle="1">
     <w:name w:val="Footer Char"/>
     <w:basedOn w:val="DefaultParagraphFont"/>
     <w:link w:val="Footer"/>
@@ -2322,7 +2299,7 @@
       <w:szCs w:val="16"/>
     </w:rPr>
   </w:style>
-  <w:style w:type="character" w:customStyle="1" w:styleId="BalloonTextChar">
+  <w:style w:type="character" w:styleId="BalloonTextChar" w:customStyle="1">
     <w:name w:val="Balloon Text Char"/>
     <w:basedOn w:val="DefaultParagraphFont"/>
     <w:link w:val="BalloonText"/>
@@ -2335,7 +2312,7 @@
       <w:szCs w:val="16"/>
     </w:rPr>
   </w:style>
-  <w:style w:type="paragraph" w:customStyle="1" w:styleId="PersonalName">
+  <w:style w:type="paragraph" w:styleId="PersonalName" w:customStyle="1">
     <w:name w:val="Personal Name"/>
     <w:basedOn w:val="Title"/>
     <w:qFormat/>
@@ -2361,7 +2338,7 @@
       <w:contextualSpacing/>
     </w:pPr>
     <w:rPr>
-      <w:rFonts w:asciiTheme="majorHAnsi" w:eastAsiaTheme="majorEastAsia" w:hAnsiTheme="majorHAnsi" w:cstheme="majorBidi"/>
+      <w:rFonts w:asciiTheme="majorHAnsi" w:hAnsiTheme="majorHAnsi" w:eastAsiaTheme="majorEastAsia" w:cstheme="majorBidi"/>
       <w:color w:val="474822" w:themeColor="text2"/>
       <w:spacing w:val="30"/>
       <w:kern w:val="28"/>
@@ -2369,14 +2346,14 @@
       <w:szCs w:val="52"/>
     </w:rPr>
   </w:style>
-  <w:style w:type="character" w:customStyle="1" w:styleId="TitleChar">
+  <w:style w:type="character" w:styleId="TitleChar" w:customStyle="1">
     <w:name w:val="Title Char"/>
     <w:basedOn w:val="DefaultParagraphFont"/>
     <w:link w:val="Title"/>
     <w:uiPriority w:val="10"/>
     <w:rsid w:val="00B41285"/>
     <w:rPr>
-      <w:rFonts w:asciiTheme="majorHAnsi" w:eastAsiaTheme="majorEastAsia" w:hAnsiTheme="majorHAnsi" w:cstheme="majorBidi"/>
+      <w:rFonts w:asciiTheme="majorHAnsi" w:hAnsiTheme="majorHAnsi" w:eastAsiaTheme="majorEastAsia" w:cstheme="majorBidi"/>
       <w:color w:val="474822" w:themeColor="text2"/>
       <w:spacing w:val="30"/>
       <w:kern w:val="28"/>
@@ -2384,14 +2361,14 @@
       <w:szCs w:val="52"/>
     </w:rPr>
   </w:style>
-  <w:style w:type="character" w:customStyle="1" w:styleId="Heading1Char">
+  <w:style w:type="character" w:styleId="Heading1Char" w:customStyle="1">
     <w:name w:val="Heading 1 Char"/>
     <w:basedOn w:val="DefaultParagraphFont"/>
     <w:link w:val="Heading1"/>
     <w:uiPriority w:val="9"/>
     <w:rsid w:val="00B41285"/>
     <w:rPr>
-      <w:rFonts w:asciiTheme="majorHAnsi" w:eastAsiaTheme="majorEastAsia" w:hAnsiTheme="majorHAnsi" w:cstheme="majorBidi"/>
+      <w:rFonts w:asciiTheme="majorHAnsi" w:hAnsiTheme="majorHAnsi" w:eastAsiaTheme="majorEastAsia" w:cstheme="majorBidi"/>
       <w:bCs/>
       <w:color w:val="E54721" w:themeColor="accent1"/>
       <w:spacing w:val="20"/>
@@ -2399,7 +2376,7 @@
       <w:szCs w:val="28"/>
     </w:rPr>
   </w:style>
-  <w:style w:type="character" w:customStyle="1" w:styleId="Heading2Char">
+  <w:style w:type="character" w:styleId="Heading2Char" w:customStyle="1">
     <w:name w:val="Heading 2 Char"/>
     <w:basedOn w:val="DefaultParagraphFont"/>
     <w:link w:val="Heading2"/>
@@ -2414,7 +2391,7 @@
       <w:szCs w:val="26"/>
     </w:rPr>
   </w:style>
-  <w:style w:type="character" w:customStyle="1" w:styleId="Heading3Char">
+  <w:style w:type="character" w:styleId="Heading3Char" w:customStyle="1">
     <w:name w:val="Heading 3 Char"/>
     <w:basedOn w:val="DefaultParagraphFont"/>
     <w:link w:val="Heading3"/>
@@ -2422,14 +2399,14 @@
     <w:semiHidden/>
     <w:rsid w:val="00B41285"/>
     <w:rPr>
-      <w:rFonts w:asciiTheme="majorHAnsi" w:eastAsiaTheme="majorEastAsia" w:hAnsiTheme="majorHAnsi" w:cstheme="majorBidi"/>
+      <w:rFonts w:asciiTheme="majorHAnsi" w:hAnsiTheme="majorHAnsi" w:eastAsiaTheme="majorEastAsia" w:cstheme="majorBidi"/>
       <w:bCs/>
       <w:color w:val="474822" w:themeColor="text2"/>
       <w:spacing w:val="14"/>
       <w:sz w:val="24"/>
     </w:rPr>
   </w:style>
-  <w:style w:type="character" w:customStyle="1" w:styleId="Heading4Char">
+  <w:style w:type="character" w:styleId="Heading4Char" w:customStyle="1">
     <w:name w:val="Heading 4 Char"/>
     <w:basedOn w:val="DefaultParagraphFont"/>
     <w:link w:val="Heading4"/>
@@ -2446,7 +2423,7 @@
       <w:sz w:val="24"/>
     </w:rPr>
   </w:style>
-  <w:style w:type="character" w:customStyle="1" w:styleId="Heading5Char">
+  <w:style w:type="character" w:styleId="Heading5Char" w:customStyle="1">
     <w:name w:val="Heading 5 Char"/>
     <w:basedOn w:val="DefaultParagraphFont"/>
     <w:link w:val="Heading5"/>
@@ -2454,11 +2431,11 @@
     <w:semiHidden/>
     <w:rsid w:val="00B41285"/>
     <w:rPr>
-      <w:rFonts w:asciiTheme="majorHAnsi" w:eastAsiaTheme="majorEastAsia" w:hAnsiTheme="majorHAnsi" w:cstheme="majorBidi"/>
+      <w:rFonts w:asciiTheme="majorHAnsi" w:hAnsiTheme="majorHAnsi" w:eastAsiaTheme="majorEastAsia" w:cstheme="majorBidi"/>
       <w:color w:val="000000"/>
     </w:rPr>
   </w:style>
-  <w:style w:type="character" w:customStyle="1" w:styleId="Heading6Char">
+  <w:style w:type="character" w:styleId="Heading6Char" w:customStyle="1">
     <w:name w:val="Heading 6 Char"/>
     <w:basedOn w:val="DefaultParagraphFont"/>
     <w:link w:val="Heading6"/>
@@ -2466,12 +2443,12 @@
     <w:semiHidden/>
     <w:rsid w:val="00B41285"/>
     <w:rPr>
-      <w:rFonts w:asciiTheme="majorHAnsi" w:eastAsiaTheme="majorEastAsia" w:hAnsiTheme="majorHAnsi" w:cstheme="majorBidi"/>
+      <w:rFonts w:asciiTheme="majorHAnsi" w:hAnsiTheme="majorHAnsi" w:eastAsiaTheme="majorEastAsia" w:cstheme="majorBidi"/>
       <w:iCs/>
       <w:color w:val="E54721" w:themeColor="accent1"/>
     </w:rPr>
   </w:style>
-  <w:style w:type="character" w:customStyle="1" w:styleId="Heading7Char">
+  <w:style w:type="character" w:styleId="Heading7Char" w:customStyle="1">
     <w:name w:val="Heading 7 Char"/>
     <w:basedOn w:val="DefaultParagraphFont"/>
     <w:link w:val="Heading7"/>
@@ -2479,13 +2456,13 @@
     <w:semiHidden/>
     <w:rsid w:val="00B41285"/>
     <w:rPr>
-      <w:rFonts w:asciiTheme="majorHAnsi" w:eastAsiaTheme="majorEastAsia" w:hAnsiTheme="majorHAnsi" w:cstheme="majorBidi"/>
+      <w:rFonts w:asciiTheme="majorHAnsi" w:hAnsiTheme="majorHAnsi" w:eastAsiaTheme="majorEastAsia" w:cstheme="majorBidi"/>
       <w:i/>
       <w:iCs/>
       <w:color w:val="000000"/>
     </w:rPr>
   </w:style>
-  <w:style w:type="character" w:customStyle="1" w:styleId="Heading8Char">
+  <w:style w:type="character" w:styleId="Heading8Char" w:customStyle="1">
     <w:name w:val="Heading 8 Char"/>
     <w:basedOn w:val="DefaultParagraphFont"/>
     <w:link w:val="Heading8"/>
@@ -2493,13 +2470,13 @@
     <w:semiHidden/>
     <w:rsid w:val="00B41285"/>
     <w:rPr>
-      <w:rFonts w:asciiTheme="majorHAnsi" w:eastAsiaTheme="majorEastAsia" w:hAnsiTheme="majorHAnsi" w:cstheme="majorBidi"/>
+      <w:rFonts w:asciiTheme="majorHAnsi" w:hAnsiTheme="majorHAnsi" w:eastAsiaTheme="majorEastAsia" w:cstheme="majorBidi"/>
       <w:color w:val="000000"/>
       <w:sz w:val="20"/>
       <w:szCs w:val="20"/>
     </w:rPr>
   </w:style>
-  <w:style w:type="character" w:customStyle="1" w:styleId="Heading9Char">
+  <w:style w:type="character" w:styleId="Heading9Char" w:customStyle="1">
     <w:name w:val="Heading 9 Char"/>
     <w:basedOn w:val="DefaultParagraphFont"/>
     <w:link w:val="Heading9"/>
@@ -2507,7 +2484,7 @@
     <w:semiHidden/>
     <w:rsid w:val="00B41285"/>
     <w:rPr>
-      <w:rFonts w:asciiTheme="majorHAnsi" w:eastAsiaTheme="majorEastAsia" w:hAnsiTheme="majorHAnsi" w:cstheme="majorBidi"/>
+      <w:rFonts w:asciiTheme="majorHAnsi" w:hAnsiTheme="majorHAnsi" w:eastAsiaTheme="majorEastAsia" w:cstheme="majorBidi"/>
       <w:i/>
       <w:iCs/>
       <w:color w:val="000000"/>
@@ -2528,7 +2505,7 @@
       <w:spacing w:line="240" w:lineRule="auto"/>
     </w:pPr>
     <w:rPr>
-      <w:rFonts w:asciiTheme="majorHAnsi" w:eastAsiaTheme="minorEastAsia" w:hAnsiTheme="majorHAnsi"/>
+      <w:rFonts w:asciiTheme="majorHAnsi" w:hAnsiTheme="majorHAnsi" w:eastAsiaTheme="minorEastAsia"/>
       <w:bCs/>
       <w:smallCaps/>
       <w:color w:val="474822" w:themeColor="text2"/>
@@ -2560,7 +2537,7 @@
       <w:lang w:bidi="hi-IN"/>
     </w:rPr>
   </w:style>
-  <w:style w:type="character" w:customStyle="1" w:styleId="SubtitleChar">
+  <w:style w:type="character" w:styleId="SubtitleChar" w:customStyle="1">
     <w:name w:val="Subtitle Char"/>
     <w:basedOn w:val="DefaultParagraphFont"/>
     <w:link w:val="Subtitle"/>
@@ -2611,7 +2588,7 @@
       <w:spacing w:after="0"/>
     </w:pPr>
   </w:style>
-  <w:style w:type="character" w:customStyle="1" w:styleId="NoSpacingChar">
+  <w:style w:type="character" w:styleId="NoSpacingChar" w:customStyle="1">
     <w:name w:val="No Spacing Char"/>
     <w:basedOn w:val="DefaultParagraphFont"/>
     <w:link w:val="NoSpacing"/>
@@ -2658,7 +2635,7 @@
       <w:lang w:bidi="hi-IN"/>
     </w:rPr>
   </w:style>
-  <w:style w:type="character" w:customStyle="1" w:styleId="QuoteChar">
+  <w:style w:type="character" w:styleId="QuoteChar" w:customStyle="1">
     <w:name w:val="Quote Char"/>
     <w:basedOn w:val="DefaultParagraphFont"/>
     <w:link w:val="Quote"/>
@@ -2684,10 +2661,10 @@
     <w:rsid w:val="00B41285"/>
     <w:pPr>
       <w:pBdr>
-        <w:top w:val="single" w:sz="36" w:space="8" w:color="E54721" w:themeColor="accent1"/>
-        <w:left w:val="single" w:sz="36" w:space="8" w:color="E54721" w:themeColor="accent1"/>
-        <w:bottom w:val="single" w:sz="36" w:space="8" w:color="E54721" w:themeColor="accent1"/>
-        <w:right w:val="single" w:sz="36" w:space="8" w:color="E54721" w:themeColor="accent1"/>
+        <w:top w:val="single" w:color="E54721" w:themeColor="accent1" w:sz="36" w:space="8"/>
+        <w:left w:val="single" w:color="E54721" w:themeColor="accent1" w:sz="36" w:space="8"/>
+        <w:bottom w:val="single" w:color="E54721" w:themeColor="accent1" w:sz="36" w:space="8"/>
+        <w:right w:val="single" w:color="E54721" w:themeColor="accent1" w:sz="36" w:space="8"/>
       </w:pBdr>
       <w:shd w:val="clear" w:color="auto" w:fill="E54721" w:themeFill="accent1"/>
       <w:spacing w:before="200" w:after="200" w:line="360" w:lineRule="auto"/>
@@ -2695,7 +2672,7 @@
       <w:jc w:val="center"/>
     </w:pPr>
     <w:rPr>
-      <w:rFonts w:asciiTheme="majorHAnsi" w:eastAsiaTheme="minorEastAsia" w:hAnsiTheme="majorHAnsi"/>
+      <w:rFonts w:asciiTheme="majorHAnsi" w:hAnsiTheme="majorHAnsi" w:eastAsiaTheme="minorEastAsia"/>
       <w:bCs/>
       <w:iCs/>
       <w:color w:val="FFFFFF" w:themeColor="background1"/>
@@ -2703,14 +2680,14 @@
       <w:lang w:bidi="hi-IN"/>
     </w:rPr>
   </w:style>
-  <w:style w:type="character" w:customStyle="1" w:styleId="IntenseQuoteChar">
+  <w:style w:type="character" w:styleId="IntenseQuoteChar" w:customStyle="1">
     <w:name w:val="Intense Quote Char"/>
     <w:basedOn w:val="DefaultParagraphFont"/>
     <w:link w:val="IntenseQuote"/>
     <w:uiPriority w:val="30"/>
     <w:rsid w:val="00B41285"/>
     <w:rPr>
-      <w:rFonts w:asciiTheme="majorHAnsi" w:eastAsiaTheme="minorEastAsia" w:hAnsiTheme="majorHAnsi"/>
+      <w:rFonts w:asciiTheme="majorHAnsi" w:hAnsiTheme="majorHAnsi" w:eastAsiaTheme="minorEastAsia"/>
       <w:bCs/>
       <w:iCs/>
       <w:color w:val="FFFFFF" w:themeColor="background1"/>
